--- a/Documents/ClassN02_Group (14)_Project report_Bac.docx
+++ b/Documents/ClassN02_Group (14)_Project report_Bac.docx
@@ -713,6 +713,27 @@
           <w:sz w:val="26"/>
           <w:szCs w:val="26"/>
         </w:rPr>
+        <w:fldChar w:fldCharType="begin"/>
+      </w:r>
+      <w:r>
+        <w:rPr>
+          <w:sz w:val="26"/>
+          <w:szCs w:val="26"/>
+        </w:rPr>
+        <w:instrText xml:space="preserve"> INCLUDEPICTURE  "https://scontent.fhan2-4.fna.fbcdn.net/v/t39.30808-6/467775294_1086766406792449_195283251104119265_n.jpg?_nc_cat=100&amp;ccb=1-7&amp;_nc_sid=6ee11a&amp;_nc_eui2=AeEp0Mu6aLO4CusHD-R44hU5eH-tWY9UQOV4f61Zj1RA5Z5BNyzl0SmRsFxsNV8roGGaAgtPB9RSqhnW98F4iC3o&amp;_nc_ohc=B_KmC6nes80Q7kNvwHmKCsM&amp;_nc_oc=AdmqMO31uKS9QJuIBdw68v51qhTfs0bmE3O4VHXbkR2N30uOLzCUuPXb3r1ugiSrV9A&amp;_nc_zt=23&amp;_nc_ht=scontent.fhan2-4.fna&amp;_nc_gid=nicpQqnsp9K7Kdf57CwM7Q&amp;oh=00_AfgVtT2JSjCDC9Bdy-4cv8Rs2zme_OGlRKI-N_ViYIsN1Q&amp;oe=690F96F4" \* MERGEFORMATINET </w:instrText>
+      </w:r>
+      <w:r>
+        <w:rPr>
+          <w:sz w:val="26"/>
+          <w:szCs w:val="26"/>
+        </w:rPr>
+        <w:fldChar w:fldCharType="separate"/>
+      </w:r>
+      <w:r>
+        <w:rPr>
+          <w:sz w:val="26"/>
+          <w:szCs w:val="26"/>
+        </w:rPr>
         <w:pict w14:anchorId="63055DB8">
           <v:shapetype id="_x0000_t75" coordsize="21600,21600" o:spt="75" o:preferrelative="t" path="m@4@5l@4@11@9@11@9@5xe" filled="f" stroked="f">
             <v:stroke joinstyle="miter"/>
@@ -733,10 +754,17 @@
             <v:path o:extrusionok="f" gradientshapeok="t" o:connecttype="rect"/>
             <o:lock v:ext="edit" aspectratio="t"/>
           </v:shapetype>
-          <v:shape id="_x0000_i1025" type="#_x0000_t75" alt="No photo description available." style="width:145.05pt;height:150.45pt">
+          <v:shape id="_x0000_i1025" type="#_x0000_t75" alt="No photo description available." style="width:145.35pt;height:150.65pt">
             <v:imagedata r:id="rId8" r:href="rId9"/>
           </v:shape>
         </w:pict>
+      </w:r>
+      <w:r>
+        <w:rPr>
+          <w:sz w:val="26"/>
+          <w:szCs w:val="26"/>
+        </w:rPr>
+        <w:fldChar w:fldCharType="end"/>
       </w:r>
       <w:r>
         <w:rPr>
@@ -1149,17 +1177,7 @@
                 <w:szCs w:val="26"/>
                 <w:lang w:val="en-US"/>
               </w:rPr>
-              <w:t xml:space="preserve">Student </w:t>
-            </w:r>
-            <w:r>
-              <w:rPr>
-                <w:b/>
-                <w:bCs/>
-                <w:sz w:val="26"/>
-                <w:szCs w:val="26"/>
-                <w:lang w:val="en-US"/>
-              </w:rPr>
-              <w:t>Name</w:t>
+              <w:t>Student Name</w:t>
             </w:r>
           </w:p>
         </w:tc>
@@ -1458,10 +1476,13 @@
     <w:sdt>
       <w:sdtPr>
         <w:rPr>
-          <w:b/>
-          <w:bCs/>
+          <w:rFonts w:ascii="Times New Roman" w:eastAsia="Times New Roman" w:hAnsi="Times New Roman" w:cs="Times New Roman"/>
+          <w:b/>
+          <w:bCs/>
+          <w:color w:val="auto"/>
           <w:sz w:val="40"/>
           <w:szCs w:val="40"/>
+          <w:lang w:val="vi-VN" w:eastAsia="ja-JP"/>
         </w:rPr>
         <w:id w:val="-197091213"/>
         <w:docPartObj>
@@ -1471,12 +1492,9 @@
       </w:sdtPr>
       <w:sdtEndPr>
         <w:rPr>
-          <w:rFonts w:ascii="Times New Roman" w:eastAsia="Times New Roman" w:hAnsi="Times New Roman" w:cs="Times New Roman"/>
           <w:noProof/>
-          <w:color w:val="auto"/>
           <w:sz w:val="28"/>
           <w:szCs w:val="28"/>
-          <w:lang w:val="vi-VN" w:eastAsia="ja-JP"/>
         </w:rPr>
       </w:sdtEndPr>
       <w:sdtContent>
@@ -2461,15 +2479,7 @@
           <w:szCs w:val="26"/>
           <w:lang w:val="en-US"/>
         </w:rPr>
-        <w:t>230105</w:t>
-      </w:r>
-      <w:r>
-        <w:rPr>
-          <w:sz w:val="26"/>
-          <w:szCs w:val="26"/>
-          <w:lang w:val="en-US"/>
-        </w:rPr>
-        <w:t>74]</w:t>
+        <w:t>23010574]</w:t>
       </w:r>
     </w:p>
     <w:p>
@@ -3644,15 +3654,12 @@
       <w:r>
         <w:rPr>
           <w:noProof/>
-          <w:sz w:val="26"/>
-          <w:szCs w:val="26"/>
-          <w:lang w:val="en-US"/>
         </w:rPr>
         <w:drawing>
-          <wp:inline distT="0" distB="0" distL="0" distR="0" wp14:anchorId="63631C67" wp14:editId="6C458477">
-            <wp:extent cx="5302803" cy="4854102"/>
-            <wp:effectExtent l="0" t="0" r="0" b="3810"/>
-            <wp:docPr id="815039397" name="Picture 1"/>
+          <wp:inline distT="0" distB="0" distL="0" distR="0" wp14:anchorId="4D0BCA75" wp14:editId="5862D234">
+            <wp:extent cx="4885266" cy="4745686"/>
+            <wp:effectExtent l="0" t="0" r="0" b="0"/>
+            <wp:docPr id="2117476986" name="Picture 1"/>
             <wp:cNvGraphicFramePr>
               <a:graphicFrameLocks xmlns:a="http://schemas.openxmlformats.org/drawingml/2006/main" noChangeAspect="1"/>
             </wp:cNvGraphicFramePr>
@@ -3660,7 +3667,7 @@
               <a:graphicData uri="http://schemas.openxmlformats.org/drawingml/2006/picture">
                 <pic:pic xmlns:pic="http://schemas.openxmlformats.org/drawingml/2006/picture">
                   <pic:nvPicPr>
-                    <pic:cNvPr id="815039397" name=""/>
+                    <pic:cNvPr id="2117476986" name=""/>
                     <pic:cNvPicPr/>
                   </pic:nvPicPr>
                   <pic:blipFill>
@@ -3672,7 +3679,7 @@
                   <pic:spPr>
                     <a:xfrm>
                       <a:off x="0" y="0"/>
-                      <a:ext cx="5327123" cy="4876364"/>
+                      <a:ext cx="4889028" cy="4749340"/>
                     </a:xfrm>
                     <a:prstGeom prst="rect">
                       <a:avLst/>
@@ -5332,18 +5339,13 @@
       </w:pPr>
       <w:r>
         <w:rPr>
-          <w:b/>
-          <w:bCs/>
           <w:noProof/>
-          <w:sz w:val="26"/>
-          <w:szCs w:val="26"/>
-          <w:lang w:val="en-US"/>
         </w:rPr>
         <w:drawing>
-          <wp:inline distT="0" distB="0" distL="0" distR="0" wp14:anchorId="41F7BC65" wp14:editId="58034F93">
-            <wp:extent cx="5418307" cy="4177770"/>
-            <wp:effectExtent l="0" t="0" r="0" b="0"/>
-            <wp:docPr id="510889670" name="Picture 1"/>
+          <wp:inline distT="0" distB="0" distL="0" distR="0" wp14:anchorId="1B29FFB4" wp14:editId="35435D0E">
+            <wp:extent cx="5422291" cy="4114800"/>
+            <wp:effectExtent l="0" t="0" r="6985" b="0"/>
+            <wp:docPr id="764042852" name="Picture 1"/>
             <wp:cNvGraphicFramePr>
               <a:graphicFrameLocks xmlns:a="http://schemas.openxmlformats.org/drawingml/2006/main" noChangeAspect="1"/>
             </wp:cNvGraphicFramePr>
@@ -5351,7 +5353,7 @@
               <a:graphicData uri="http://schemas.openxmlformats.org/drawingml/2006/picture">
                 <pic:pic xmlns:pic="http://schemas.openxmlformats.org/drawingml/2006/picture">
                   <pic:nvPicPr>
-                    <pic:cNvPr id="510889670" name=""/>
+                    <pic:cNvPr id="764042852" name=""/>
                     <pic:cNvPicPr/>
                   </pic:nvPicPr>
                   <pic:blipFill>
@@ -5363,7 +5365,7 @@
                   <pic:spPr>
                     <a:xfrm>
                       <a:off x="0" y="0"/>
-                      <a:ext cx="5471859" cy="4219061"/>
+                      <a:ext cx="5430162" cy="4120773"/>
                     </a:xfrm>
                     <a:prstGeom prst="rect">
                       <a:avLst/>
@@ -5420,18 +5422,6 @@
     </w:p>
     <w:p>
       <w:pPr>
-        <w:jc w:val="center"/>
-        <w:rPr>
-          <w:b/>
-          <w:bCs/>
-          <w:sz w:val="26"/>
-          <w:szCs w:val="26"/>
-          <w:lang w:val="en-US"/>
-        </w:rPr>
-      </w:pPr>
-    </w:p>
-    <w:p>
-      <w:pPr>
         <w:jc w:val="left"/>
         <w:rPr>
           <w:b/>
@@ -5449,6 +5439,7 @@
           <w:szCs w:val="26"/>
           <w:lang w:val="en-US"/>
         </w:rPr>
+        <w:lastRenderedPageBreak/>
         <w:t xml:space="preserve">Code level </w:t>
       </w:r>
       <w:r>
@@ -5555,7 +5546,6 @@
           <w:lang w:val="en-US"/>
         </w:rPr>
       </w:pPr>
-      <w:proofErr w:type="gramStart"/>
       <w:r>
         <w:rPr>
           <w:i/>
@@ -5572,16 +5562,7 @@
           <w:szCs w:val="26"/>
           <w:lang w:val="en-US"/>
         </w:rPr>
-        <w:t>(</w:t>
-      </w:r>
-      <w:proofErr w:type="gramEnd"/>
-      <w:r>
-        <w:rPr>
-          <w:sz w:val="26"/>
-          <w:szCs w:val="26"/>
-          <w:lang w:val="en-US"/>
-        </w:rPr>
-        <w:t>) → Show booking form.</w:t>
+        <w:t>() → Show booking form.</w:t>
       </w:r>
     </w:p>
     <w:p>
@@ -5600,7 +5581,6 @@
           <w:lang w:val="en-US"/>
         </w:rPr>
       </w:pPr>
-      <w:proofErr w:type="gramStart"/>
       <w:r>
         <w:rPr>
           <w:i/>
@@ -5617,16 +5597,7 @@
           <w:szCs w:val="26"/>
           <w:lang w:val="en-US"/>
         </w:rPr>
-        <w:t>(</w:t>
-      </w:r>
-      <w:proofErr w:type="gramEnd"/>
-      <w:r>
-        <w:rPr>
-          <w:sz w:val="26"/>
-          <w:szCs w:val="26"/>
-          <w:lang w:val="en-US"/>
-        </w:rPr>
-        <w:t>Request $request) → Validate input, call Booking model to create a new booking, update seat status.</w:t>
+        <w:t>(Request $request) → Validate input, call Booking model to create a new booking, update seat status.</w:t>
       </w:r>
     </w:p>
     <w:p>
@@ -5781,7 +5752,6 @@
           <w:lang w:val="en-US"/>
         </w:rPr>
       </w:pPr>
-      <w:proofErr w:type="gramStart"/>
       <w:r>
         <w:rPr>
           <w:i/>
@@ -5798,16 +5768,7 @@
           <w:szCs w:val="26"/>
           <w:lang w:val="en-US"/>
         </w:rPr>
-        <w:t>(</w:t>
-      </w:r>
-      <w:proofErr w:type="gramEnd"/>
-      <w:r>
-        <w:rPr>
-          <w:sz w:val="26"/>
-          <w:szCs w:val="26"/>
-          <w:lang w:val="en-US"/>
-        </w:rPr>
-        <w:t>) → Relationship with User model.</w:t>
+        <w:t>() → Relationship with User model.</w:t>
       </w:r>
     </w:p>
     <w:p>
@@ -5826,7 +5787,6 @@
           <w:lang w:val="en-US"/>
         </w:rPr>
       </w:pPr>
-      <w:proofErr w:type="gramStart"/>
       <w:r>
         <w:rPr>
           <w:i/>
@@ -5843,16 +5803,7 @@
           <w:szCs w:val="26"/>
           <w:lang w:val="en-US"/>
         </w:rPr>
-        <w:t>(</w:t>
-      </w:r>
-      <w:proofErr w:type="gramEnd"/>
-      <w:r>
-        <w:rPr>
-          <w:sz w:val="26"/>
-          <w:szCs w:val="26"/>
-          <w:lang w:val="en-US"/>
-        </w:rPr>
-        <w:t>) → Relationship with Showtime model.</w:t>
+        <w:t>() → Relationship with Showtime model.</w:t>
       </w:r>
     </w:p>
     <w:p>
@@ -5871,7 +5822,6 @@
           <w:lang w:val="en-US"/>
         </w:rPr>
       </w:pPr>
-      <w:proofErr w:type="gramStart"/>
       <w:r>
         <w:rPr>
           <w:i/>
@@ -5888,16 +5838,7 @@
           <w:szCs w:val="26"/>
           <w:lang w:val="en-US"/>
         </w:rPr>
-        <w:t>(</w:t>
-      </w:r>
-      <w:proofErr w:type="gramEnd"/>
-      <w:r>
-        <w:rPr>
-          <w:sz w:val="26"/>
-          <w:szCs w:val="26"/>
-          <w:lang w:val="en-US"/>
-        </w:rPr>
-        <w:t>) → Relationship with Seat model.</w:t>
+        <w:t>() → Relationship with Seat model.</w:t>
       </w:r>
     </w:p>
     <w:p>
@@ -5982,7 +5923,6 @@
         </w:rPr>
       </w:pPr>
       <w:proofErr w:type="spellStart"/>
-      <w:proofErr w:type="gramStart"/>
       <w:r>
         <w:rPr>
           <w:i/>
@@ -6000,16 +5940,7 @@
           <w:szCs w:val="26"/>
           <w:lang w:val="en-US"/>
         </w:rPr>
-        <w:t>(</w:t>
-      </w:r>
-      <w:proofErr w:type="gramEnd"/>
-      <w:r>
-        <w:rPr>
-          <w:sz w:val="26"/>
-          <w:szCs w:val="26"/>
-          <w:lang w:val="en-US"/>
-        </w:rPr>
-        <w:t>) → Check if seat is free.</w:t>
+        <w:t>() → Check if seat is free.</w:t>
       </w:r>
     </w:p>
     <w:p>
@@ -6028,7 +5959,6 @@
           <w:lang w:val="en-US"/>
         </w:rPr>
       </w:pPr>
-      <w:proofErr w:type="gramStart"/>
       <w:r>
         <w:rPr>
           <w:i/>
@@ -6045,16 +5975,7 @@
           <w:szCs w:val="26"/>
           <w:lang w:val="en-US"/>
         </w:rPr>
-        <w:t>(</w:t>
-      </w:r>
-      <w:proofErr w:type="gramEnd"/>
-      <w:r>
-        <w:rPr>
-          <w:sz w:val="26"/>
-          <w:szCs w:val="26"/>
-          <w:lang w:val="en-US"/>
-        </w:rPr>
-        <w:t>) → Update seat status to reserved.</w:t>
+        <w:t>() → Update seat status to reserved.</w:t>
       </w:r>
     </w:p>
     <w:p>
@@ -6238,7 +6159,6 @@
           <w:lang w:val="en-US"/>
         </w:rPr>
       </w:pPr>
-      <w:proofErr w:type="gramStart"/>
       <w:r>
         <w:rPr>
           <w:i/>
@@ -6255,16 +6175,7 @@
           <w:szCs w:val="26"/>
           <w:lang w:val="en-US"/>
         </w:rPr>
-        <w:t>(</w:t>
-      </w:r>
-      <w:proofErr w:type="gramEnd"/>
-      <w:r>
-        <w:rPr>
-          <w:sz w:val="26"/>
-          <w:szCs w:val="26"/>
-          <w:lang w:val="en-US"/>
-        </w:rPr>
-        <w:t>) → List all movies.</w:t>
+        <w:t>() → List all movies.</w:t>
       </w:r>
     </w:p>
     <w:p>
@@ -6365,7 +6276,6 @@
           <w:lang w:val="en-US"/>
         </w:rPr>
       </w:pPr>
-      <w:proofErr w:type="gramStart"/>
       <w:r>
         <w:rPr>
           <w:i/>
@@ -6382,16 +6292,7 @@
           <w:szCs w:val="26"/>
           <w:lang w:val="en-US"/>
         </w:rPr>
-        <w:t>(</w:t>
-      </w:r>
-      <w:proofErr w:type="gramEnd"/>
-      <w:r>
-        <w:rPr>
-          <w:sz w:val="26"/>
-          <w:szCs w:val="26"/>
-          <w:lang w:val="en-US"/>
-        </w:rPr>
-        <w:t>) → Relationship with Showtime model.</w:t>
+        <w:t>() → Relationship with Showtime model.</w:t>
       </w:r>
     </w:p>
     <w:p>
@@ -6413,7 +6314,6 @@
           <w:szCs w:val="26"/>
           <w:lang w:val="en-US"/>
         </w:rPr>
-        <w:lastRenderedPageBreak/>
         <w:t>Blade Views</w:t>
       </w:r>
     </w:p>
@@ -6439,6 +6339,7 @@
           <w:szCs w:val="26"/>
           <w:lang w:val="en-US"/>
         </w:rPr>
+        <w:lastRenderedPageBreak/>
         <w:t>movies/</w:t>
       </w:r>
       <w:proofErr w:type="spellStart"/>
@@ -6576,7 +6477,6 @@
           <w:lang w:val="en-US"/>
         </w:rPr>
       </w:pPr>
-      <w:proofErr w:type="gramStart"/>
       <w:r>
         <w:rPr>
           <w:i/>
@@ -6593,16 +6493,7 @@
           <w:szCs w:val="26"/>
           <w:lang w:val="en-US"/>
         </w:rPr>
-        <w:t>(</w:t>
-      </w:r>
-      <w:proofErr w:type="gramEnd"/>
-      <w:r>
-        <w:rPr>
-          <w:sz w:val="26"/>
-          <w:szCs w:val="26"/>
-          <w:lang w:val="en-US"/>
-        </w:rPr>
-        <w:t>) → Admin dashboard.</w:t>
+        <w:t>() → Admin dashboard.</w:t>
       </w:r>
     </w:p>
     <w:p>
@@ -6621,7 +6512,6 @@
           <w:lang w:val="en-US"/>
         </w:rPr>
       </w:pPr>
-      <w:proofErr w:type="gramStart"/>
       <w:r>
         <w:rPr>
           <w:i/>
@@ -6638,16 +6528,7 @@
           <w:szCs w:val="26"/>
           <w:lang w:val="en-US"/>
         </w:rPr>
-        <w:t>(</w:t>
-      </w:r>
-      <w:proofErr w:type="gramEnd"/>
-      <w:r>
-        <w:rPr>
-          <w:sz w:val="26"/>
-          <w:szCs w:val="26"/>
-          <w:lang w:val="en-US"/>
-        </w:rPr>
-        <w:t>) → Manage users.</w:t>
+        <w:t>() → Manage users.</w:t>
       </w:r>
     </w:p>
     <w:p>
@@ -6666,7 +6547,6 @@
           <w:lang w:val="en-US"/>
         </w:rPr>
       </w:pPr>
-      <w:proofErr w:type="gramStart"/>
       <w:r>
         <w:rPr>
           <w:i/>
@@ -6683,16 +6563,7 @@
           <w:szCs w:val="26"/>
           <w:lang w:val="en-US"/>
         </w:rPr>
-        <w:t>(</w:t>
-      </w:r>
-      <w:proofErr w:type="gramEnd"/>
-      <w:r>
-        <w:rPr>
-          <w:sz w:val="26"/>
-          <w:szCs w:val="26"/>
-          <w:lang w:val="en-US"/>
-        </w:rPr>
-        <w:t>) → Generate reports from Booking model.</w:t>
+        <w:t>() → Generate reports from Booking model.</w:t>
       </w:r>
     </w:p>
     <w:p>
@@ -6754,7 +6625,6 @@
           <w:lang w:val="en-US"/>
         </w:rPr>
       </w:pPr>
-      <w:proofErr w:type="gramStart"/>
       <w:r>
         <w:rPr>
           <w:i/>
@@ -6771,16 +6641,7 @@
           <w:szCs w:val="26"/>
           <w:lang w:val="en-US"/>
         </w:rPr>
-        <w:t>(</w:t>
-      </w:r>
-      <w:proofErr w:type="gramEnd"/>
-      <w:r>
-        <w:rPr>
-          <w:sz w:val="26"/>
-          <w:szCs w:val="26"/>
-          <w:lang w:val="en-US"/>
-        </w:rPr>
-        <w:t>) → Relationship with Booking model.</w:t>
+        <w:t>() → Relationship with Booking model.</w:t>
       </w:r>
     </w:p>
     <w:p>
@@ -7290,60 +7151,206 @@
     </w:p>
     <w:p>
       <w:pPr>
-        <w:ind w:left="567" w:firstLine="0"/>
-        <w:rPr>
-          <w:sz w:val="26"/>
-          <w:szCs w:val="26"/>
-          <w:lang w:val="en-US"/>
-        </w:rPr>
-      </w:pPr>
-      <w:r>
-        <w:rPr>
-          <w:sz w:val="26"/>
-          <w:szCs w:val="26"/>
-          <w:lang w:val="en-US"/>
-        </w:rPr>
-        <w:t>The system follows a layered monolithic architecture, where all functionality is packaged into a single deployable unit but logically separated into distinct layers. This approach ensures clear separation of concerns, maintainability, and consistency.</w:t>
+        <w:jc w:val="center"/>
+        <w:rPr>
+          <w:lang w:val="en-US"/>
+        </w:rPr>
+      </w:pPr>
+      <w:r>
+        <w:rPr>
+          <w:noProof/>
+          <w:lang w:val="en-US"/>
+        </w:rPr>
+        <w:drawing>
+          <wp:inline distT="0" distB="0" distL="0" distR="0" wp14:anchorId="2436B235" wp14:editId="615F644F">
+            <wp:extent cx="5012266" cy="3564814"/>
+            <wp:effectExtent l="0" t="0" r="0" b="0"/>
+            <wp:docPr id="1151596007" name="Picture 1"/>
+            <wp:cNvGraphicFramePr>
+              <a:graphicFrameLocks xmlns:a="http://schemas.openxmlformats.org/drawingml/2006/main" noChangeAspect="1"/>
+            </wp:cNvGraphicFramePr>
+            <a:graphic xmlns:a="http://schemas.openxmlformats.org/drawingml/2006/main">
+              <a:graphicData uri="http://schemas.openxmlformats.org/drawingml/2006/picture">
+                <pic:pic xmlns:pic="http://schemas.openxmlformats.org/drawingml/2006/picture">
+                  <pic:nvPicPr>
+                    <pic:cNvPr id="1151596007" name=""/>
+                    <pic:cNvPicPr/>
+                  </pic:nvPicPr>
+                  <pic:blipFill>
+                    <a:blip r:embed="rId13"/>
+                    <a:stretch>
+                      <a:fillRect/>
+                    </a:stretch>
+                  </pic:blipFill>
+                  <pic:spPr>
+                    <a:xfrm>
+                      <a:off x="0" y="0"/>
+                      <a:ext cx="5021726" cy="3571542"/>
+                    </a:xfrm>
+                    <a:prstGeom prst="rect">
+                      <a:avLst/>
+                    </a:prstGeom>
+                  </pic:spPr>
+                </pic:pic>
+              </a:graphicData>
+            </a:graphic>
+          </wp:inline>
+        </w:drawing>
+      </w:r>
+    </w:p>
+    <w:p>
+      <w:pPr>
+        <w:jc w:val="center"/>
+        <w:rPr>
+          <w:i/>
+          <w:iCs/>
+          <w:color w:val="00B0F0"/>
+          <w:sz w:val="22"/>
+          <w:szCs w:val="22"/>
+          <w:lang w:val="en-US"/>
+        </w:rPr>
+      </w:pPr>
+      <w:r>
+        <w:rPr>
+          <w:i/>
+          <w:iCs/>
+          <w:color w:val="00B0F0"/>
+          <w:sz w:val="22"/>
+          <w:szCs w:val="22"/>
+          <w:lang w:val="en-US"/>
+        </w:rPr>
+        <w:t xml:space="preserve">Figure 4: </w:t>
+      </w:r>
+      <w:r>
+        <w:rPr>
+          <w:i/>
+          <w:iCs/>
+          <w:color w:val="00B0F0"/>
+          <w:sz w:val="22"/>
+          <w:szCs w:val="22"/>
+          <w:lang w:val="en-US"/>
+        </w:rPr>
+        <w:t>Architectural model</w:t>
       </w:r>
     </w:p>
     <w:p>
       <w:pPr>
         <w:jc w:val="left"/>
         <w:rPr>
-          <w:b/>
-          <w:bCs/>
-          <w:sz w:val="26"/>
-          <w:szCs w:val="26"/>
-          <w:lang w:val="en-US"/>
-        </w:rPr>
-      </w:pPr>
-      <w:r>
-        <w:rPr>
-          <w:rFonts w:ascii="Segoe UI Emoji" w:hAnsi="Segoe UI Emoji" w:cs="Segoe UI Emoji"/>
-          <w:b/>
-          <w:bCs/>
-          <w:sz w:val="26"/>
-          <w:szCs w:val="26"/>
-          <w:lang w:val="en-US"/>
-        </w:rPr>
-        <w:t>🔹</w:t>
-      </w:r>
-      <w:r>
-        <w:rPr>
-          <w:b/>
-          <w:bCs/>
-          <w:sz w:val="26"/>
-          <w:szCs w:val="26"/>
-          <w:lang w:val="en-US"/>
-        </w:rPr>
-        <w:t xml:space="preserve"> Presentation Layer</w:t>
+          <w:sz w:val="26"/>
+          <w:szCs w:val="26"/>
+          <w:lang w:val="en-US"/>
+        </w:rPr>
+      </w:pPr>
+      <w:r>
+        <w:rPr>
+          <w:sz w:val="26"/>
+          <w:szCs w:val="26"/>
+          <w:lang w:val="en-US"/>
+        </w:rPr>
+        <w:t xml:space="preserve">The provided diagram illustrates a layered architectural model for a </w:t>
+      </w:r>
+      <w:r>
+        <w:rPr>
+          <w:b/>
+          <w:bCs/>
+          <w:sz w:val="26"/>
+          <w:szCs w:val="26"/>
+          <w:lang w:val="en-US"/>
+        </w:rPr>
+        <w:t>Cinema Booking Application</w:t>
+      </w:r>
+      <w:r>
+        <w:rPr>
+          <w:sz w:val="26"/>
+          <w:szCs w:val="26"/>
+          <w:lang w:val="en-US"/>
+        </w:rPr>
+        <w:t xml:space="preserve"> built on a </w:t>
+      </w:r>
+      <w:r>
+        <w:rPr>
+          <w:b/>
+          <w:bCs/>
+          <w:sz w:val="26"/>
+          <w:szCs w:val="26"/>
+          <w:lang w:val="en-US"/>
+        </w:rPr>
+        <w:t>Laravel Monolithic</w:t>
+      </w:r>
+      <w:r>
+        <w:rPr>
+          <w:sz w:val="26"/>
+          <w:szCs w:val="26"/>
+          <w:lang w:val="en-US"/>
+        </w:rPr>
+        <w:t xml:space="preserve"> framework. This architecture organizes the system into distinctive functional layers, ensuring separation of concerns while maintaining a single, unified application codebase.</w:t>
+      </w:r>
+    </w:p>
+    <w:p>
+      <w:pPr>
+        <w:jc w:val="left"/>
+        <w:rPr>
+          <w:sz w:val="26"/>
+          <w:szCs w:val="26"/>
+          <w:lang w:val="en-US"/>
+        </w:rPr>
+      </w:pPr>
+      <w:r>
+        <w:rPr>
+          <w:sz w:val="26"/>
+          <w:szCs w:val="26"/>
+          <w:lang w:val="en-US"/>
+        </w:rPr>
+        <w:t>The model is composed of four primary layers, structured as follows:</w:t>
+      </w:r>
+    </w:p>
+    <w:p>
+      <w:pPr>
+        <w:jc w:val="left"/>
+        <w:rPr>
+          <w:b/>
+          <w:bCs/>
+          <w:sz w:val="26"/>
+          <w:szCs w:val="26"/>
+          <w:lang w:val="en-US"/>
+        </w:rPr>
+      </w:pPr>
+      <w:r>
+        <w:rPr>
+          <w:b/>
+          <w:bCs/>
+          <w:sz w:val="26"/>
+          <w:szCs w:val="26"/>
+          <w:lang w:val="en-US"/>
+        </w:rPr>
+        <w:t>1. Presentation Layer (Frontend Render)</w:t>
+      </w:r>
+    </w:p>
+    <w:p>
+      <w:pPr>
+        <w:jc w:val="left"/>
+        <w:rPr>
+          <w:sz w:val="26"/>
+          <w:szCs w:val="26"/>
+          <w:lang w:val="en-US"/>
+        </w:rPr>
+      </w:pPr>
+      <w:r>
+        <w:rPr>
+          <w:sz w:val="26"/>
+          <w:szCs w:val="26"/>
+          <w:lang w:val="en-US"/>
+        </w:rPr>
+        <w:lastRenderedPageBreak/>
+        <w:t>Positioned at the apex, this layer is responsible for rendering the user interface and handling user interactions from both customers and administrators.</w:t>
       </w:r>
     </w:p>
     <w:p>
       <w:pPr>
         <w:numPr>
           <w:ilvl w:val="0"/>
-          <w:numId w:val="28"/>
+          <w:numId w:val="38"/>
         </w:numPr>
         <w:tabs>
           <w:tab w:val="left" w:pos="720"/>
@@ -7363,22 +7370,116 @@
           <w:szCs w:val="26"/>
           <w:lang w:val="en-US"/>
         </w:rPr>
-        <w:t>Role:</w:t>
-      </w:r>
-      <w:r>
-        <w:rPr>
-          <w:sz w:val="26"/>
-          <w:szCs w:val="26"/>
-          <w:lang w:val="en-US"/>
-        </w:rPr>
-        <w:t xml:space="preserve"> Provides the user interface and handles interactions between users and the system.</w:t>
+        <w:t>Key Component:</w:t>
+      </w:r>
+      <w:r>
+        <w:rPr>
+          <w:sz w:val="26"/>
+          <w:szCs w:val="26"/>
+          <w:lang w:val="en-US"/>
+        </w:rPr>
+        <w:t xml:space="preserve"> </w:t>
+      </w:r>
+      <w:r>
+        <w:rPr>
+          <w:b/>
+          <w:bCs/>
+          <w:sz w:val="26"/>
+          <w:szCs w:val="26"/>
+          <w:lang w:val="en-US"/>
+        </w:rPr>
+        <w:t>Blade Template Engine</w:t>
+      </w:r>
+      <w:r>
+        <w:rPr>
+          <w:sz w:val="26"/>
+          <w:szCs w:val="26"/>
+          <w:lang w:val="en-US"/>
+        </w:rPr>
+        <w:t xml:space="preserve">. Laravel utilizes Blade to perform server-side rendering of dynamic HTML files, which are then served to the user's browser. This layer is shown initiating dynamic </w:t>
+      </w:r>
+      <w:r>
+        <w:rPr>
+          <w:b/>
+          <w:bCs/>
+          <w:sz w:val="26"/>
+          <w:szCs w:val="26"/>
+          <w:lang w:val="en-US"/>
+        </w:rPr>
+        <w:t>Request</w:t>
+      </w:r>
+      <w:r>
+        <w:rPr>
+          <w:sz w:val="26"/>
+          <w:szCs w:val="26"/>
+          <w:lang w:val="en-US"/>
+        </w:rPr>
+        <w:t xml:space="preserve">s down the stack while maintaining a direct </w:t>
+      </w:r>
+      <w:r>
+        <w:rPr>
+          <w:b/>
+          <w:bCs/>
+          <w:sz w:val="26"/>
+          <w:szCs w:val="26"/>
+          <w:lang w:val="en-US"/>
+        </w:rPr>
+        <w:t>Control</w:t>
+      </w:r>
+      <w:r>
+        <w:rPr>
+          <w:sz w:val="26"/>
+          <w:szCs w:val="26"/>
+          <w:lang w:val="en-US"/>
+        </w:rPr>
+        <w:t xml:space="preserve"> link with the application logic below.</w:t>
+      </w:r>
+    </w:p>
+    <w:p>
+      <w:pPr>
+        <w:jc w:val="left"/>
+        <w:rPr>
+          <w:b/>
+          <w:bCs/>
+          <w:sz w:val="26"/>
+          <w:szCs w:val="26"/>
+          <w:lang w:val="en-US"/>
+        </w:rPr>
+      </w:pPr>
+      <w:r>
+        <w:rPr>
+          <w:b/>
+          <w:bCs/>
+          <w:sz w:val="26"/>
+          <w:szCs w:val="26"/>
+          <w:lang w:val="en-US"/>
+        </w:rPr>
+        <w:t>2. Application &amp; Control Layer</w:t>
+      </w:r>
+    </w:p>
+    <w:p>
+      <w:pPr>
+        <w:jc w:val="left"/>
+        <w:rPr>
+          <w:sz w:val="26"/>
+          <w:szCs w:val="26"/>
+          <w:lang w:val="en-US"/>
+        </w:rPr>
+      </w:pPr>
+      <w:r>
+        <w:rPr>
+          <w:sz w:val="26"/>
+          <w:szCs w:val="26"/>
+          <w:lang w:val="en-US"/>
+        </w:rPr>
+        <w:t>This layer functions as the orchestrator of the application, receiving HTTP requests and directing the flow of logic.</w:t>
       </w:r>
     </w:p>
     <w:p>
       <w:pPr>
         <w:numPr>
           <w:ilvl w:val="0"/>
-          <w:numId w:val="28"/>
+          <w:numId w:val="39"/>
         </w:numPr>
         <w:tabs>
           <w:tab w:val="left" w:pos="720"/>
@@ -7398,14 +7499,275 @@
           <w:szCs w:val="26"/>
           <w:lang w:val="en-US"/>
         </w:rPr>
-        <w:t>Components:</w:t>
+        <w:t>Coordination (Middleware &amp; Auth Filter):</w:t>
+      </w:r>
+      <w:r>
+        <w:rPr>
+          <w:sz w:val="26"/>
+          <w:szCs w:val="26"/>
+          <w:lang w:val="en-US"/>
+        </w:rPr>
+        <w:t xml:space="preserve"> Incoming requests are first validated and filtered through a </w:t>
+      </w:r>
+      <w:r>
+        <w:rPr>
+          <w:b/>
+          <w:bCs/>
+          <w:sz w:val="26"/>
+          <w:szCs w:val="26"/>
+          <w:lang w:val="en-US"/>
+        </w:rPr>
+        <w:t>Middleware</w:t>
+      </w:r>
+      <w:r>
+        <w:rPr>
+          <w:sz w:val="26"/>
+          <w:szCs w:val="26"/>
+          <w:lang w:val="en-US"/>
+        </w:rPr>
+        <w:t xml:space="preserve"> layer to enforce security and access controls.</w:t>
+      </w:r>
+    </w:p>
+    <w:p>
+      <w:pPr>
+        <w:numPr>
+          <w:ilvl w:val="0"/>
+          <w:numId w:val="39"/>
+        </w:numPr>
+        <w:tabs>
+          <w:tab w:val="left" w:pos="720"/>
+        </w:tabs>
+        <w:jc w:val="left"/>
+        <w:rPr>
+          <w:sz w:val="26"/>
+          <w:szCs w:val="26"/>
+          <w:lang w:val="en-US"/>
+        </w:rPr>
+      </w:pPr>
+      <w:r>
+        <w:rPr>
+          <w:b/>
+          <w:bCs/>
+          <w:sz w:val="26"/>
+          <w:szCs w:val="26"/>
+          <w:lang w:val="en-US"/>
+        </w:rPr>
+        <w:t>Controllers:</w:t>
+      </w:r>
+      <w:r>
+        <w:rPr>
+          <w:sz w:val="26"/>
+          <w:szCs w:val="26"/>
+          <w:lang w:val="en-US"/>
+        </w:rPr>
+        <w:t xml:space="preserve"> The application is split into specialized controllers, including the </w:t>
+      </w:r>
+      <w:r>
+        <w:rPr>
+          <w:b/>
+          <w:bCs/>
+          <w:sz w:val="26"/>
+          <w:szCs w:val="26"/>
+          <w:lang w:val="en-US"/>
+        </w:rPr>
+        <w:t>Admin Dashboard Controller</w:t>
+      </w:r>
+      <w:r>
+        <w:rPr>
+          <w:sz w:val="26"/>
+          <w:szCs w:val="26"/>
+          <w:lang w:val="en-US"/>
+        </w:rPr>
+        <w:t xml:space="preserve"> (managing administrative tasks) and </w:t>
+      </w:r>
+      <w:r>
+        <w:rPr>
+          <w:b/>
+          <w:bCs/>
+          <w:sz w:val="26"/>
+          <w:szCs w:val="26"/>
+          <w:lang w:val="en-US"/>
+        </w:rPr>
+        <w:t>Web Booking Controllers</w:t>
+      </w:r>
+      <w:r>
+        <w:rPr>
+          <w:sz w:val="26"/>
+          <w:szCs w:val="26"/>
+          <w:lang w:val="en-US"/>
+        </w:rPr>
+        <w:t xml:space="preserve"> (handling the customer-facing booking flow).</w:t>
+      </w:r>
+    </w:p>
+    <w:p>
+      <w:pPr>
+        <w:numPr>
+          <w:ilvl w:val="0"/>
+          <w:numId w:val="39"/>
+        </w:numPr>
+        <w:tabs>
+          <w:tab w:val="left" w:pos="720"/>
+        </w:tabs>
+        <w:jc w:val="left"/>
+        <w:rPr>
+          <w:sz w:val="26"/>
+          <w:szCs w:val="26"/>
+          <w:lang w:val="en-US"/>
+        </w:rPr>
+      </w:pPr>
+      <w:r>
+        <w:rPr>
+          <w:b/>
+          <w:bCs/>
+          <w:sz w:val="26"/>
+          <w:szCs w:val="26"/>
+          <w:lang w:val="en-US"/>
+        </w:rPr>
+        <w:t>Security &amp; Management:</w:t>
+      </w:r>
+      <w:r>
+        <w:rPr>
+          <w:sz w:val="26"/>
+          <w:szCs w:val="26"/>
+          <w:lang w:val="en-US"/>
+        </w:rPr>
+        <w:t xml:space="preserve"> This layer integrates the </w:t>
+      </w:r>
+      <w:r>
+        <w:rPr>
+          <w:b/>
+          <w:bCs/>
+          <w:sz w:val="26"/>
+          <w:szCs w:val="26"/>
+          <w:lang w:val="en-US"/>
+        </w:rPr>
+        <w:t>Sanctum Security Guard</w:t>
+      </w:r>
+      <w:r>
+        <w:rPr>
+          <w:sz w:val="26"/>
+          <w:szCs w:val="26"/>
+          <w:lang w:val="en-US"/>
+        </w:rPr>
+        <w:t xml:space="preserve"> for API token authentication and </w:t>
+      </w:r>
+      <w:r>
+        <w:rPr>
+          <w:b/>
+          <w:bCs/>
+          <w:sz w:val="26"/>
+          <w:szCs w:val="26"/>
+          <w:lang w:val="en-US"/>
+        </w:rPr>
+        <w:t>Showtime Management</w:t>
+      </w:r>
+      <w:r>
+        <w:rPr>
+          <w:sz w:val="26"/>
+          <w:szCs w:val="26"/>
+          <w:lang w:val="en-US"/>
+        </w:rPr>
+        <w:t xml:space="preserve"> services (leveraging Laravel Breeze/Jetstream) to oversee scheduling and user access.</w:t>
+      </w:r>
+    </w:p>
+    <w:p>
+      <w:pPr>
+        <w:jc w:val="left"/>
+        <w:rPr>
+          <w:b/>
+          <w:bCs/>
+          <w:sz w:val="26"/>
+          <w:szCs w:val="26"/>
+          <w:lang w:val="en-US"/>
+        </w:rPr>
+      </w:pPr>
+      <w:r>
+        <w:rPr>
+          <w:b/>
+          <w:bCs/>
+          <w:sz w:val="26"/>
+          <w:szCs w:val="26"/>
+          <w:lang w:val="en-US"/>
+        </w:rPr>
+        <w:t>3. Domain Logic Layer (Service)</w:t>
+      </w:r>
+    </w:p>
+    <w:p>
+      <w:pPr>
+        <w:jc w:val="left"/>
+        <w:rPr>
+          <w:sz w:val="26"/>
+          <w:szCs w:val="26"/>
+          <w:lang w:val="en-US"/>
+        </w:rPr>
+      </w:pPr>
+      <w:r>
+        <w:rPr>
+          <w:sz w:val="26"/>
+          <w:szCs w:val="26"/>
+          <w:lang w:val="en-US"/>
+        </w:rPr>
+        <w:t>This layer contains all the core, centralized business logic for the booking operations.</w:t>
+      </w:r>
+    </w:p>
+    <w:p>
+      <w:pPr>
+        <w:numPr>
+          <w:ilvl w:val="0"/>
+          <w:numId w:val="40"/>
+        </w:numPr>
+        <w:tabs>
+          <w:tab w:val="left" w:pos="720"/>
+        </w:tabs>
+        <w:jc w:val="left"/>
+        <w:rPr>
+          <w:sz w:val="26"/>
+          <w:szCs w:val="26"/>
+          <w:lang w:val="en-US"/>
+        </w:rPr>
+      </w:pPr>
+      <w:r>
+        <w:rPr>
+          <w:b/>
+          <w:bCs/>
+          <w:sz w:val="26"/>
+          <w:szCs w:val="26"/>
+          <w:lang w:val="en-US"/>
+        </w:rPr>
+        <w:t>Core Services:</w:t>
+      </w:r>
+      <w:r>
+        <w:rPr>
+          <w:sz w:val="26"/>
+          <w:szCs w:val="26"/>
+          <w:lang w:val="en-US"/>
+        </w:rPr>
+        <w:t xml:space="preserve"> The </w:t>
+      </w:r>
+      <w:r>
+        <w:rPr>
+          <w:b/>
+          <w:bCs/>
+          <w:sz w:val="26"/>
+          <w:szCs w:val="26"/>
+          <w:lang w:val="en-US"/>
+        </w:rPr>
+        <w:t>Booking Service (Business Logic)</w:t>
+      </w:r>
+      <w:r>
+        <w:rPr>
+          <w:sz w:val="26"/>
+          <w:szCs w:val="26"/>
+          <w:lang w:val="en-US"/>
+        </w:rPr>
+        <w:t xml:space="preserve"> is the primary component here, responsible for critical tasks such as:</w:t>
       </w:r>
     </w:p>
     <w:p>
       <w:pPr>
         <w:numPr>
           <w:ilvl w:val="1"/>
-          <w:numId w:val="28"/>
+          <w:numId w:val="40"/>
         </w:numPr>
         <w:tabs>
           <w:tab w:val="left" w:pos="1440"/>
@@ -7419,28 +7781,18 @@
       </w:pPr>
       <w:r>
         <w:rPr>
-          <w:b/>
-          <w:bCs/>
-          <w:sz w:val="26"/>
-          <w:szCs w:val="26"/>
-          <w:lang w:val="en-US"/>
-        </w:rPr>
-        <w:t>Web Browser (UI):</w:t>
-      </w:r>
-      <w:r>
-        <w:rPr>
-          <w:sz w:val="26"/>
-          <w:szCs w:val="26"/>
-          <w:lang w:val="en-US"/>
-        </w:rPr>
-        <w:t xml:space="preserve"> Displays dynamic HTML pages rendered by Blade templates.</w:t>
+          <w:sz w:val="26"/>
+          <w:szCs w:val="26"/>
+          <w:lang w:val="en-US"/>
+        </w:rPr>
+        <w:t>Validating seat availability.</w:t>
       </w:r>
     </w:p>
     <w:p>
       <w:pPr>
         <w:numPr>
           <w:ilvl w:val="1"/>
-          <w:numId w:val="28"/>
+          <w:numId w:val="40"/>
         </w:numPr>
         <w:tabs>
           <w:tab w:val="left" w:pos="1440"/>
@@ -7454,28 +7806,18 @@
       </w:pPr>
       <w:r>
         <w:rPr>
-          <w:b/>
-          <w:bCs/>
-          <w:sz w:val="26"/>
-          <w:szCs w:val="26"/>
-          <w:lang w:val="en-US"/>
-        </w:rPr>
-        <w:t>Blade Views:</w:t>
-      </w:r>
-      <w:r>
-        <w:rPr>
-          <w:sz w:val="26"/>
-          <w:szCs w:val="26"/>
-          <w:lang w:val="en-US"/>
-        </w:rPr>
-        <w:t xml:space="preserve"> Generate and render HTML pages for booking, account management, and administrative tasks.</w:t>
+          <w:sz w:val="26"/>
+          <w:szCs w:val="26"/>
+          <w:lang w:val="en-US"/>
+        </w:rPr>
+        <w:t>Managing the booking lifecycle and transaction status.</w:t>
       </w:r>
     </w:p>
     <w:p>
       <w:pPr>
         <w:numPr>
           <w:ilvl w:val="1"/>
-          <w:numId w:val="28"/>
+          <w:numId w:val="40"/>
         </w:numPr>
         <w:tabs>
           <w:tab w:val="left" w:pos="1440"/>
@@ -7489,28 +7831,54 @@
       </w:pPr>
       <w:r>
         <w:rPr>
-          <w:b/>
-          <w:bCs/>
-          <w:sz w:val="26"/>
-          <w:szCs w:val="26"/>
-          <w:lang w:val="en-US"/>
-        </w:rPr>
-        <w:t>Controllers:</w:t>
-      </w:r>
-      <w:r>
-        <w:rPr>
-          <w:sz w:val="26"/>
-          <w:szCs w:val="26"/>
-          <w:lang w:val="en-US"/>
-        </w:rPr>
-        <w:t xml:space="preserve"> Receive HTTP requests from the browser, validate input, and forward requests to the business layer.</w:t>
+          <w:sz w:val="26"/>
+          <w:szCs w:val="26"/>
+          <w:lang w:val="en-US"/>
+        </w:rPr>
+        <w:t xml:space="preserve">Initiating internal actions like </w:t>
+      </w:r>
+      <w:r>
+        <w:rPr>
+          <w:b/>
+          <w:bCs/>
+          <w:sz w:val="26"/>
+          <w:szCs w:val="26"/>
+          <w:lang w:val="en-US"/>
+        </w:rPr>
+        <w:t>Hold Seats</w:t>
+      </w:r>
+      <w:r>
+        <w:rPr>
+          <w:sz w:val="26"/>
+          <w:szCs w:val="26"/>
+          <w:lang w:val="en-US"/>
+        </w:rPr>
+        <w:t xml:space="preserve"> (connecting to the </w:t>
+      </w:r>
+      <w:r>
+        <w:rPr>
+          <w:b/>
+          <w:bCs/>
+          <w:sz w:val="26"/>
+          <w:szCs w:val="26"/>
+          <w:lang w:val="en-US"/>
+        </w:rPr>
+        <w:t>Application Cache</w:t>
+      </w:r>
+      <w:r>
+        <w:rPr>
+          <w:sz w:val="26"/>
+          <w:szCs w:val="26"/>
+          <w:lang w:val="en-US"/>
+        </w:rPr>
+        <w:t xml:space="preserve"> in the Internal Service Integration column).</w:t>
       </w:r>
     </w:p>
     <w:p>
       <w:pPr>
         <w:numPr>
           <w:ilvl w:val="0"/>
-          <w:numId w:val="28"/>
+          <w:numId w:val="40"/>
         </w:numPr>
         <w:tabs>
           <w:tab w:val="left" w:pos="720"/>
@@ -7530,43 +7898,59 @@
           <w:szCs w:val="26"/>
           <w:lang w:val="en-US"/>
         </w:rPr>
-        <w:t>Responsibilities:</w:t>
-      </w:r>
-    </w:p>
-    <w:p>
-      <w:pPr>
-        <w:numPr>
-          <w:ilvl w:val="1"/>
-          <w:numId w:val="28"/>
-        </w:numPr>
-        <w:tabs>
-          <w:tab w:val="left" w:pos="1440"/>
-        </w:tabs>
+        <w:t>Associated Services:</w:t>
+      </w:r>
+      <w:r>
+        <w:rPr>
+          <w:sz w:val="26"/>
+          <w:szCs w:val="26"/>
+          <w:lang w:val="en-US"/>
+        </w:rPr>
+        <w:t xml:space="preserve"> The </w:t>
+      </w:r>
+      <w:r>
+        <w:rPr>
+          <w:b/>
+          <w:bCs/>
+          <w:sz w:val="26"/>
+          <w:szCs w:val="26"/>
+          <w:lang w:val="en-US"/>
+        </w:rPr>
+        <w:t>Ticket Generation &amp; Mailer</w:t>
+      </w:r>
+      <w:r>
+        <w:rPr>
+          <w:sz w:val="26"/>
+          <w:szCs w:val="26"/>
+          <w:lang w:val="en-US"/>
+        </w:rPr>
+        <w:t xml:space="preserve"> service handles the creation of tickets (including QR codes) and sends confirmation messages.</w:t>
+      </w:r>
+    </w:p>
+    <w:p>
+      <w:pPr>
         <w:jc w:val="left"/>
         <w:rPr>
-          <w:sz w:val="26"/>
-          <w:szCs w:val="26"/>
-          <w:lang w:val="en-US"/>
-        </w:rPr>
-      </w:pPr>
-      <w:r>
-        <w:rPr>
-          <w:sz w:val="26"/>
-          <w:szCs w:val="26"/>
-          <w:lang w:val="en-US"/>
-        </w:rPr>
-        <w:t>Manage user sessions and authentication.</w:t>
-      </w:r>
-    </w:p>
-    <w:p>
-      <w:pPr>
-        <w:numPr>
-          <w:ilvl w:val="1"/>
-          <w:numId w:val="28"/>
-        </w:numPr>
-        <w:tabs>
-          <w:tab w:val="left" w:pos="1440"/>
-        </w:tabs>
+          <w:b/>
+          <w:bCs/>
+          <w:sz w:val="26"/>
+          <w:szCs w:val="26"/>
+          <w:lang w:val="en-US"/>
+        </w:rPr>
+      </w:pPr>
+      <w:r>
+        <w:rPr>
+          <w:b/>
+          <w:bCs/>
+          <w:sz w:val="26"/>
+          <w:szCs w:val="26"/>
+          <w:lang w:val="en-US"/>
+        </w:rPr>
+        <w:t>4. Data Access &amp; Infrastructure Layer</w:t>
+      </w:r>
+    </w:p>
+    <w:p>
+      <w:pPr>
         <w:jc w:val="left"/>
         <w:rPr>
           <w:sz w:val="26"/>
@@ -7580,72 +7964,15 @@
           <w:szCs w:val="26"/>
           <w:lang w:val="en-US"/>
         </w:rPr>
-        <w:t>Handle form submissions (booking, login, administration).</w:t>
-      </w:r>
-    </w:p>
-    <w:p>
-      <w:pPr>
-        <w:numPr>
-          <w:ilvl w:val="1"/>
-          <w:numId w:val="28"/>
-        </w:numPr>
-        <w:tabs>
-          <w:tab w:val="left" w:pos="1440"/>
-        </w:tabs>
-        <w:jc w:val="left"/>
-        <w:rPr>
-          <w:sz w:val="26"/>
-          <w:szCs w:val="26"/>
-          <w:lang w:val="en-US"/>
-        </w:rPr>
-      </w:pPr>
-      <w:r>
-        <w:rPr>
-          <w:sz w:val="26"/>
-          <w:szCs w:val="26"/>
-          <w:lang w:val="en-US"/>
-        </w:rPr>
-        <w:t>Present results and feedback to users.</w:t>
-      </w:r>
-    </w:p>
-    <w:p>
-      <w:pPr>
-        <w:jc w:val="left"/>
-        <w:rPr>
-          <w:b/>
-          <w:bCs/>
-          <w:sz w:val="26"/>
-          <w:szCs w:val="26"/>
-          <w:lang w:val="en-US"/>
-        </w:rPr>
-      </w:pPr>
-      <w:r>
-        <w:rPr>
-          <w:rFonts w:ascii="Segoe UI Emoji" w:hAnsi="Segoe UI Emoji" w:cs="Segoe UI Emoji"/>
-          <w:b/>
-          <w:bCs/>
-          <w:sz w:val="26"/>
-          <w:szCs w:val="26"/>
-          <w:lang w:val="en-US"/>
-        </w:rPr>
-        <w:t>🔹</w:t>
-      </w:r>
-      <w:r>
-        <w:rPr>
-          <w:b/>
-          <w:bCs/>
-          <w:sz w:val="26"/>
-          <w:szCs w:val="26"/>
-          <w:lang w:val="en-US"/>
-        </w:rPr>
-        <w:t xml:space="preserve"> Business Layer</w:t>
+        <w:lastRenderedPageBreak/>
+        <w:t>At the base, this layer manages persistent data storage and fundamental system infrastructure.</w:t>
       </w:r>
     </w:p>
     <w:p>
       <w:pPr>
         <w:numPr>
           <w:ilvl w:val="0"/>
-          <w:numId w:val="29"/>
+          <w:numId w:val="41"/>
         </w:numPr>
         <w:tabs>
           <w:tab w:val="left" w:pos="720"/>
@@ -7665,22 +7992,40 @@
           <w:szCs w:val="26"/>
           <w:lang w:val="en-US"/>
         </w:rPr>
-        <w:t>Role:</w:t>
-      </w:r>
-      <w:r>
-        <w:rPr>
-          <w:sz w:val="26"/>
-          <w:szCs w:val="26"/>
-          <w:lang w:val="en-US"/>
-        </w:rPr>
-        <w:t xml:space="preserve"> Encapsulates the core business logic of the system.</w:t>
+        <w:t>Database:</w:t>
+      </w:r>
+      <w:r>
+        <w:rPr>
+          <w:sz w:val="26"/>
+          <w:szCs w:val="26"/>
+          <w:lang w:val="en-US"/>
+        </w:rPr>
+        <w:t xml:space="preserve"> A relational </w:t>
+      </w:r>
+      <w:r>
+        <w:rPr>
+          <w:b/>
+          <w:bCs/>
+          <w:sz w:val="26"/>
+          <w:szCs w:val="26"/>
+          <w:lang w:val="en-US"/>
+        </w:rPr>
+        <w:t>Database (MySQL)</w:t>
+      </w:r>
+      <w:r>
+        <w:rPr>
+          <w:sz w:val="26"/>
+          <w:szCs w:val="26"/>
+          <w:lang w:val="en-US"/>
+        </w:rPr>
+        <w:t xml:space="preserve"> is depicted as the master repository for all persistent data (Users, Movies, Showtimes, Seats, Bookings).</w:t>
       </w:r>
     </w:p>
     <w:p>
       <w:pPr>
         <w:numPr>
           <w:ilvl w:val="0"/>
-          <w:numId w:val="29"/>
+          <w:numId w:val="41"/>
         </w:numPr>
         <w:tabs>
           <w:tab w:val="left" w:pos="720"/>
@@ -7700,187 +8045,40 @@
           <w:szCs w:val="26"/>
           <w:lang w:val="en-US"/>
         </w:rPr>
-        <w:t>Components:</w:t>
-      </w:r>
-    </w:p>
-    <w:p>
-      <w:pPr>
-        <w:numPr>
-          <w:ilvl w:val="1"/>
-          <w:numId w:val="29"/>
-        </w:numPr>
-        <w:tabs>
-          <w:tab w:val="left" w:pos="1440"/>
-        </w:tabs>
-        <w:jc w:val="left"/>
-        <w:rPr>
-          <w:sz w:val="26"/>
-          <w:szCs w:val="26"/>
-          <w:lang w:val="en-US"/>
-        </w:rPr>
-      </w:pPr>
-      <w:r>
-        <w:rPr>
-          <w:b/>
-          <w:bCs/>
-          <w:sz w:val="26"/>
-          <w:szCs w:val="26"/>
-          <w:lang w:val="en-US"/>
-        </w:rPr>
-        <w:lastRenderedPageBreak/>
-        <w:t>Controllers (logic coordination):</w:t>
-      </w:r>
-      <w:r>
-        <w:rPr>
-          <w:sz w:val="26"/>
-          <w:szCs w:val="26"/>
-          <w:lang w:val="en-US"/>
-        </w:rPr>
-        <w:t xml:space="preserve"> Orchestrate workflows such as booking or reporting.</w:t>
-      </w:r>
-    </w:p>
-    <w:p>
-      <w:pPr>
-        <w:numPr>
-          <w:ilvl w:val="1"/>
-          <w:numId w:val="29"/>
-        </w:numPr>
-        <w:tabs>
-          <w:tab w:val="left" w:pos="1440"/>
-        </w:tabs>
-        <w:jc w:val="left"/>
-        <w:rPr>
-          <w:sz w:val="26"/>
-          <w:szCs w:val="26"/>
-          <w:lang w:val="en-US"/>
-        </w:rPr>
-      </w:pPr>
-      <w:r>
-        <w:rPr>
-          <w:b/>
-          <w:bCs/>
-          <w:sz w:val="26"/>
-          <w:szCs w:val="26"/>
-          <w:lang w:val="en-US"/>
-        </w:rPr>
-        <w:t>Business Logic (embedded in Controllers/Models):</w:t>
-      </w:r>
-    </w:p>
-    <w:p>
-      <w:pPr>
-        <w:numPr>
-          <w:ilvl w:val="2"/>
-          <w:numId w:val="29"/>
-        </w:numPr>
-        <w:tabs>
-          <w:tab w:val="left" w:pos="2160"/>
-        </w:tabs>
-        <w:jc w:val="left"/>
-        <w:rPr>
-          <w:sz w:val="26"/>
-          <w:szCs w:val="26"/>
-          <w:lang w:val="en-US"/>
-        </w:rPr>
-      </w:pPr>
-      <w:r>
-        <w:rPr>
-          <w:sz w:val="26"/>
-          <w:szCs w:val="26"/>
-          <w:lang w:val="en-US"/>
-        </w:rPr>
-        <w:t>Seat availability checks.</w:t>
-      </w:r>
-    </w:p>
-    <w:p>
-      <w:pPr>
-        <w:numPr>
-          <w:ilvl w:val="2"/>
-          <w:numId w:val="29"/>
-        </w:numPr>
-        <w:tabs>
-          <w:tab w:val="left" w:pos="2160"/>
-        </w:tabs>
-        <w:jc w:val="left"/>
-        <w:rPr>
-          <w:sz w:val="26"/>
-          <w:szCs w:val="26"/>
-          <w:lang w:val="en-US"/>
-        </w:rPr>
-      </w:pPr>
-      <w:r>
-        <w:rPr>
-          <w:sz w:val="26"/>
-          <w:szCs w:val="26"/>
-          <w:lang w:val="en-US"/>
-        </w:rPr>
-        <w:t>Booking creation and ticket issuance.</w:t>
-      </w:r>
-    </w:p>
-    <w:p>
-      <w:pPr>
-        <w:numPr>
-          <w:ilvl w:val="2"/>
-          <w:numId w:val="29"/>
-        </w:numPr>
-        <w:tabs>
-          <w:tab w:val="left" w:pos="2160"/>
-        </w:tabs>
-        <w:jc w:val="left"/>
-        <w:rPr>
-          <w:sz w:val="26"/>
-          <w:szCs w:val="26"/>
-          <w:lang w:val="en-US"/>
-        </w:rPr>
-      </w:pPr>
-      <w:r>
-        <w:rPr>
-          <w:sz w:val="26"/>
-          <w:szCs w:val="26"/>
-          <w:lang w:val="en-US"/>
-        </w:rPr>
-        <w:t>Report generation for administrators.</w:t>
-      </w:r>
-    </w:p>
-    <w:p>
-      <w:pPr>
-        <w:numPr>
-          <w:ilvl w:val="1"/>
-          <w:numId w:val="29"/>
-        </w:numPr>
-        <w:tabs>
-          <w:tab w:val="left" w:pos="1440"/>
-        </w:tabs>
-        <w:jc w:val="left"/>
-        <w:rPr>
-          <w:sz w:val="26"/>
-          <w:szCs w:val="26"/>
-          <w:lang w:val="en-US"/>
-        </w:rPr>
-      </w:pPr>
-      <w:r>
-        <w:rPr>
-          <w:b/>
-          <w:bCs/>
-          <w:sz w:val="26"/>
-          <w:szCs w:val="26"/>
-          <w:lang w:val="en-US"/>
-        </w:rPr>
-        <w:t>Payment Simulation Module:</w:t>
-      </w:r>
-      <w:r>
-        <w:rPr>
-          <w:sz w:val="26"/>
-          <w:szCs w:val="26"/>
-          <w:lang w:val="en-US"/>
-        </w:rPr>
-        <w:t xml:space="preserve"> Mimics payment transactions and returns mock results.</w:t>
+        <w:t>Model Layer:</w:t>
+      </w:r>
+      <w:r>
+        <w:rPr>
+          <w:sz w:val="26"/>
+          <w:szCs w:val="26"/>
+          <w:lang w:val="en-US"/>
+        </w:rPr>
+        <w:t xml:space="preserve"> The application utilizes an </w:t>
+      </w:r>
+      <w:r>
+        <w:rPr>
+          <w:b/>
+          <w:bCs/>
+          <w:sz w:val="26"/>
+          <w:szCs w:val="26"/>
+          <w:lang w:val="en-US"/>
+        </w:rPr>
+        <w:t>Eloquent Model Layer (ORM)</w:t>
+      </w:r>
+      <w:r>
+        <w:rPr>
+          <w:sz w:val="26"/>
+          <w:szCs w:val="26"/>
+          <w:lang w:val="en-US"/>
+        </w:rPr>
+        <w:t xml:space="preserve"> to abstract all database interactions, allowing for clean, object-oriented data access.</w:t>
       </w:r>
     </w:p>
     <w:p>
       <w:pPr>
         <w:numPr>
           <w:ilvl w:val="0"/>
-          <w:numId w:val="29"/>
+          <w:numId w:val="41"/>
         </w:numPr>
         <w:tabs>
           <w:tab w:val="left" w:pos="720"/>
@@ -7900,355 +8098,39 @@
           <w:szCs w:val="26"/>
           <w:lang w:val="en-US"/>
         </w:rPr>
-        <w:t>Responsibilities:</w:t>
-      </w:r>
-    </w:p>
-    <w:p>
-      <w:pPr>
-        <w:numPr>
-          <w:ilvl w:val="1"/>
-          <w:numId w:val="29"/>
-        </w:numPr>
-        <w:tabs>
-          <w:tab w:val="left" w:pos="1440"/>
-        </w:tabs>
+        <w:t>Mail Service:</w:t>
+      </w:r>
+      <w:r>
+        <w:rPr>
+          <w:sz w:val="26"/>
+          <w:szCs w:val="26"/>
+          <w:lang w:val="en-US"/>
+        </w:rPr>
+        <w:t xml:space="preserve"> A specialized </w:t>
+      </w:r>
+      <w:r>
+        <w:rPr>
+          <w:b/>
+          <w:bCs/>
+          <w:sz w:val="26"/>
+          <w:szCs w:val="26"/>
+          <w:lang w:val="en-US"/>
+        </w:rPr>
+        <w:t>Mail Service (SMTP)</w:t>
+      </w:r>
+      <w:r>
+        <w:rPr>
+          <w:sz w:val="26"/>
+          <w:szCs w:val="26"/>
+          <w:lang w:val="en-US"/>
+        </w:rPr>
+        <w:t xml:space="preserve"> is shown, providing the external functionality to deliver emails triggered by the Ticket Generation service.</w:t>
+      </w:r>
+    </w:p>
+    <w:p>
+      <w:pPr>
         <w:jc w:val="left"/>
         <w:rPr>
-          <w:sz w:val="26"/>
-          <w:szCs w:val="26"/>
-          <w:lang w:val="en-US"/>
-        </w:rPr>
-      </w:pPr>
-      <w:r>
-        <w:rPr>
-          <w:sz w:val="26"/>
-          <w:szCs w:val="26"/>
-          <w:lang w:val="en-US"/>
-        </w:rPr>
-        <w:t>Enforce business rules and workflows.</w:t>
-      </w:r>
-    </w:p>
-    <w:p>
-      <w:pPr>
-        <w:numPr>
-          <w:ilvl w:val="1"/>
-          <w:numId w:val="29"/>
-        </w:numPr>
-        <w:tabs>
-          <w:tab w:val="left" w:pos="1440"/>
-        </w:tabs>
-        <w:jc w:val="left"/>
-        <w:rPr>
-          <w:sz w:val="26"/>
-          <w:szCs w:val="26"/>
-          <w:lang w:val="en-US"/>
-        </w:rPr>
-      </w:pPr>
-      <w:r>
-        <w:rPr>
-          <w:sz w:val="26"/>
-          <w:szCs w:val="26"/>
-          <w:lang w:val="en-US"/>
-        </w:rPr>
-        <w:t>Coordinate between presentation and database layers.</w:t>
-      </w:r>
-    </w:p>
-    <w:p>
-      <w:pPr>
-        <w:numPr>
-          <w:ilvl w:val="1"/>
-          <w:numId w:val="29"/>
-        </w:numPr>
-        <w:tabs>
-          <w:tab w:val="left" w:pos="1440"/>
-        </w:tabs>
-        <w:jc w:val="left"/>
-        <w:rPr>
-          <w:sz w:val="26"/>
-          <w:szCs w:val="26"/>
-          <w:lang w:val="en-US"/>
-        </w:rPr>
-      </w:pPr>
-      <w:r>
-        <w:rPr>
-          <w:sz w:val="26"/>
-          <w:szCs w:val="26"/>
-          <w:lang w:val="en-US"/>
-        </w:rPr>
-        <w:t>Ensure transactional consistency during booking and payment processes.</w:t>
-      </w:r>
-    </w:p>
-    <w:p>
-      <w:pPr>
-        <w:jc w:val="left"/>
-        <w:rPr>
-          <w:b/>
-          <w:bCs/>
-          <w:sz w:val="26"/>
-          <w:szCs w:val="26"/>
-          <w:lang w:val="en-US"/>
-        </w:rPr>
-      </w:pPr>
-      <w:r>
-        <w:rPr>
-          <w:rFonts w:ascii="Segoe UI Emoji" w:hAnsi="Segoe UI Emoji" w:cs="Segoe UI Emoji"/>
-          <w:b/>
-          <w:bCs/>
-          <w:sz w:val="26"/>
-          <w:szCs w:val="26"/>
-          <w:lang w:val="en-US"/>
-        </w:rPr>
-        <w:t>🔹</w:t>
-      </w:r>
-      <w:r>
-        <w:rPr>
-          <w:b/>
-          <w:bCs/>
-          <w:sz w:val="26"/>
-          <w:szCs w:val="26"/>
-          <w:lang w:val="en-US"/>
-        </w:rPr>
-        <w:t xml:space="preserve"> Database Layer</w:t>
-      </w:r>
-    </w:p>
-    <w:p>
-      <w:pPr>
-        <w:numPr>
-          <w:ilvl w:val="0"/>
-          <w:numId w:val="30"/>
-        </w:numPr>
-        <w:tabs>
-          <w:tab w:val="left" w:pos="720"/>
-        </w:tabs>
-        <w:jc w:val="left"/>
-        <w:rPr>
-          <w:sz w:val="26"/>
-          <w:szCs w:val="26"/>
-          <w:lang w:val="en-US"/>
-        </w:rPr>
-      </w:pPr>
-      <w:r>
-        <w:rPr>
-          <w:b/>
-          <w:bCs/>
-          <w:sz w:val="26"/>
-          <w:szCs w:val="26"/>
-          <w:lang w:val="en-US"/>
-        </w:rPr>
-        <w:t>Role:</w:t>
-      </w:r>
-      <w:r>
-        <w:rPr>
-          <w:sz w:val="26"/>
-          <w:szCs w:val="26"/>
-          <w:lang w:val="en-US"/>
-        </w:rPr>
-        <w:t xml:space="preserve"> Provides persistent storage and ensures data integrity.</w:t>
-      </w:r>
-    </w:p>
-    <w:p>
-      <w:pPr>
-        <w:numPr>
-          <w:ilvl w:val="0"/>
-          <w:numId w:val="30"/>
-        </w:numPr>
-        <w:tabs>
-          <w:tab w:val="left" w:pos="720"/>
-        </w:tabs>
-        <w:jc w:val="left"/>
-        <w:rPr>
-          <w:sz w:val="26"/>
-          <w:szCs w:val="26"/>
-          <w:lang w:val="en-US"/>
-        </w:rPr>
-      </w:pPr>
-      <w:r>
-        <w:rPr>
-          <w:b/>
-          <w:bCs/>
-          <w:sz w:val="26"/>
-          <w:szCs w:val="26"/>
-          <w:lang w:val="en-US"/>
-        </w:rPr>
-        <w:t>Components:</w:t>
-      </w:r>
-    </w:p>
-    <w:p>
-      <w:pPr>
-        <w:numPr>
-          <w:ilvl w:val="1"/>
-          <w:numId w:val="30"/>
-        </w:numPr>
-        <w:tabs>
-          <w:tab w:val="left" w:pos="1440"/>
-        </w:tabs>
-        <w:jc w:val="left"/>
-        <w:rPr>
-          <w:sz w:val="26"/>
-          <w:szCs w:val="26"/>
-          <w:lang w:val="en-US"/>
-        </w:rPr>
-      </w:pPr>
-      <w:r>
-        <w:rPr>
-          <w:b/>
-          <w:bCs/>
-          <w:sz w:val="26"/>
-          <w:szCs w:val="26"/>
-          <w:lang w:val="en-US"/>
-        </w:rPr>
-        <w:t>MySQL Database:</w:t>
-      </w:r>
-      <w:r>
-        <w:rPr>
-          <w:sz w:val="26"/>
-          <w:szCs w:val="26"/>
-          <w:lang w:val="en-US"/>
-        </w:rPr>
-        <w:t xml:space="preserve"> Stores all entities including users, movies, showtimes, cinema rooms, seats, bookings, and tickets.</w:t>
-      </w:r>
-    </w:p>
-    <w:p>
-      <w:pPr>
-        <w:numPr>
-          <w:ilvl w:val="1"/>
-          <w:numId w:val="30"/>
-        </w:numPr>
-        <w:tabs>
-          <w:tab w:val="left" w:pos="1440"/>
-        </w:tabs>
-        <w:jc w:val="left"/>
-        <w:rPr>
-          <w:sz w:val="26"/>
-          <w:szCs w:val="26"/>
-          <w:lang w:val="en-US"/>
-        </w:rPr>
-      </w:pPr>
-      <w:r>
-        <w:rPr>
-          <w:b/>
-          <w:bCs/>
-          <w:sz w:val="26"/>
-          <w:szCs w:val="26"/>
-          <w:lang w:val="en-US"/>
-        </w:rPr>
-        <w:t>Eloquent ORM Models:</w:t>
-      </w:r>
-      <w:r>
-        <w:rPr>
-          <w:sz w:val="26"/>
-          <w:szCs w:val="26"/>
-          <w:lang w:val="en-US"/>
-        </w:rPr>
-        <w:t xml:space="preserve"> Represent database tables as objects and manage relationships.</w:t>
-      </w:r>
-    </w:p>
-    <w:p>
-      <w:pPr>
-        <w:numPr>
-          <w:ilvl w:val="0"/>
-          <w:numId w:val="30"/>
-        </w:numPr>
-        <w:tabs>
-          <w:tab w:val="left" w:pos="720"/>
-        </w:tabs>
-        <w:jc w:val="left"/>
-        <w:rPr>
-          <w:sz w:val="26"/>
-          <w:szCs w:val="26"/>
-          <w:lang w:val="en-US"/>
-        </w:rPr>
-      </w:pPr>
-      <w:r>
-        <w:rPr>
-          <w:b/>
-          <w:bCs/>
-          <w:sz w:val="26"/>
-          <w:szCs w:val="26"/>
-          <w:lang w:val="en-US"/>
-        </w:rPr>
-        <w:t>Responsibilities:</w:t>
-      </w:r>
-    </w:p>
-    <w:p>
-      <w:pPr>
-        <w:numPr>
-          <w:ilvl w:val="1"/>
-          <w:numId w:val="30"/>
-        </w:numPr>
-        <w:tabs>
-          <w:tab w:val="left" w:pos="1440"/>
-        </w:tabs>
-        <w:jc w:val="left"/>
-        <w:rPr>
-          <w:sz w:val="26"/>
-          <w:szCs w:val="26"/>
-          <w:lang w:val="en-US"/>
-        </w:rPr>
-      </w:pPr>
-      <w:r>
-        <w:rPr>
-          <w:sz w:val="26"/>
-          <w:szCs w:val="26"/>
-          <w:lang w:val="en-US"/>
-        </w:rPr>
-        <w:t>Handle CRUD operations for all entities.</w:t>
-      </w:r>
-    </w:p>
-    <w:p>
-      <w:pPr>
-        <w:numPr>
-          <w:ilvl w:val="1"/>
-          <w:numId w:val="30"/>
-        </w:numPr>
-        <w:tabs>
-          <w:tab w:val="left" w:pos="1440"/>
-        </w:tabs>
-        <w:jc w:val="left"/>
-        <w:rPr>
-          <w:sz w:val="26"/>
-          <w:szCs w:val="26"/>
-          <w:lang w:val="en-US"/>
-        </w:rPr>
-      </w:pPr>
-      <w:r>
-        <w:rPr>
-          <w:sz w:val="26"/>
-          <w:szCs w:val="26"/>
-          <w:lang w:val="en-US"/>
-        </w:rPr>
-        <w:t>Maintain referential integrity between tables (e.g., bookings linked to seats and showtimes).</w:t>
-      </w:r>
-    </w:p>
-    <w:p>
-      <w:pPr>
-        <w:numPr>
-          <w:ilvl w:val="1"/>
-          <w:numId w:val="30"/>
-        </w:numPr>
-        <w:tabs>
-          <w:tab w:val="left" w:pos="1440"/>
-        </w:tabs>
-        <w:jc w:val="left"/>
-        <w:rPr>
-          <w:sz w:val="26"/>
-          <w:szCs w:val="26"/>
-          <w:lang w:val="en-US"/>
-        </w:rPr>
-      </w:pPr>
-      <w:r>
-        <w:rPr>
-          <w:sz w:val="26"/>
-          <w:szCs w:val="26"/>
-          <w:lang w:val="en-US"/>
-        </w:rPr>
-        <w:t>Support transaction management to prevent double-booking or inconsistent states.</w:t>
-      </w:r>
-    </w:p>
-    <w:p>
-      <w:pPr>
-        <w:jc w:val="left"/>
-        <w:rPr>
           <w:lang w:val="en-US"/>
         </w:rPr>
       </w:pPr>
@@ -8258,7 +8140,6 @@
         <w:pStyle w:val="Heading3"/>
       </w:pPr>
       <w:r>
-        <w:lastRenderedPageBreak/>
         <w:t xml:space="preserve"> </w:t>
       </w:r>
       <w:bookmarkStart w:id="14" w:name="_Toc221304667"/>
@@ -8716,25 +8597,7 @@
           <w:szCs w:val="26"/>
           <w:lang w:val="en-US"/>
         </w:rPr>
-        <w:t xml:space="preserve"> </w:t>
-      </w:r>
-      <w:proofErr w:type="gramStart"/>
-      <w:r>
-        <w:rPr>
-          <w:sz w:val="26"/>
-          <w:szCs w:val="26"/>
-          <w:lang w:val="en-US"/>
-        </w:rPr>
-        <w:t>Room ,</w:t>
-      </w:r>
-      <w:proofErr w:type="gramEnd"/>
-      <w:r>
-        <w:rPr>
-          <w:sz w:val="26"/>
-          <w:szCs w:val="26"/>
-          <w:lang w:val="en-US"/>
-        </w:rPr>
-        <w:t xml:space="preserve"> Booking, </w:t>
+        <w:t xml:space="preserve"> Room , Booking, </w:t>
       </w:r>
       <w:proofErr w:type="spellStart"/>
       <w:r>
@@ -8763,6 +8626,7 @@
           <w:szCs w:val="26"/>
           <w:lang w:val="en-US"/>
         </w:rPr>
+        <w:lastRenderedPageBreak/>
         <w:t>BookingCombo</w:t>
       </w:r>
       <w:proofErr w:type="spellEnd"/>
@@ -8937,7 +8801,6 @@
           <w:szCs w:val="26"/>
           <w:lang w:val="en-US"/>
         </w:rPr>
-        <w:lastRenderedPageBreak/>
         <w:t>User Interaction</w:t>
       </w:r>
     </w:p>
@@ -9451,6 +9314,7 @@
           <w:szCs w:val="26"/>
           <w:lang w:val="en-US"/>
         </w:rPr>
+        <w:lastRenderedPageBreak/>
         <w:t>Response</w:t>
       </w:r>
     </w:p>
@@ -9713,7 +9577,6 @@
           <w:szCs w:val="26"/>
           <w:lang w:val="en-US"/>
         </w:rPr>
-        <w:lastRenderedPageBreak/>
         <w:t>The module mimics a real payment gateway by validating the request and returning a mock result (success/failure).</w:t>
       </w:r>
     </w:p>
@@ -10008,7 +9871,7 @@
       </w:pPr>
     </w:p>
     <w:sectPr>
-      <w:footerReference w:type="default" r:id="rId13"/>
+      <w:footerReference w:type="default" r:id="rId14"/>
       <w:pgSz w:w="12240" w:h="15840"/>
       <w:pgMar w:top="1440" w:right="1440" w:bottom="1440" w:left="1440" w:header="720" w:footer="720" w:gutter="0"/>
       <w:cols w:space="720"/>
@@ -12013,6 +11876,155 @@
     </w:lvl>
   </w:abstractNum>
   <w:abstractNum w:abstractNumId="14" w15:restartNumberingAfterBreak="0">
+    <w:nsid w:val="393B3BF3"/>
+    <w:multiLevelType w:val="multilevel"/>
+    <w:tmpl w:val="56348E50"/>
+    <w:lvl w:ilvl="0">
+      <w:start w:val="1"/>
+      <w:numFmt w:val="bullet"/>
+      <w:lvlText w:val=""/>
+      <w:lvlJc w:val="left"/>
+      <w:pPr>
+        <w:tabs>
+          <w:tab w:val="num" w:pos="720"/>
+        </w:tabs>
+        <w:ind w:left="720" w:hanging="360"/>
+      </w:pPr>
+      <w:rPr>
+        <w:rFonts w:ascii="Symbol" w:hAnsi="Symbol" w:hint="default"/>
+        <w:sz w:val="20"/>
+      </w:rPr>
+    </w:lvl>
+    <w:lvl w:ilvl="1">
+      <w:start w:val="1"/>
+      <w:numFmt w:val="bullet"/>
+      <w:lvlText w:val="o"/>
+      <w:lvlJc w:val="left"/>
+      <w:pPr>
+        <w:tabs>
+          <w:tab w:val="num" w:pos="1440"/>
+        </w:tabs>
+        <w:ind w:left="1440" w:hanging="360"/>
+      </w:pPr>
+      <w:rPr>
+        <w:rFonts w:ascii="Courier New" w:hAnsi="Courier New" w:hint="default"/>
+        <w:sz w:val="20"/>
+      </w:rPr>
+    </w:lvl>
+    <w:lvl w:ilvl="2" w:tentative="1">
+      <w:start w:val="1"/>
+      <w:numFmt w:val="bullet"/>
+      <w:lvlText w:val=""/>
+      <w:lvlJc w:val="left"/>
+      <w:pPr>
+        <w:tabs>
+          <w:tab w:val="num" w:pos="2160"/>
+        </w:tabs>
+        <w:ind w:left="2160" w:hanging="360"/>
+      </w:pPr>
+      <w:rPr>
+        <w:rFonts w:ascii="Wingdings" w:hAnsi="Wingdings" w:hint="default"/>
+        <w:sz w:val="20"/>
+      </w:rPr>
+    </w:lvl>
+    <w:lvl w:ilvl="3" w:tentative="1">
+      <w:start w:val="1"/>
+      <w:numFmt w:val="bullet"/>
+      <w:lvlText w:val=""/>
+      <w:lvlJc w:val="left"/>
+      <w:pPr>
+        <w:tabs>
+          <w:tab w:val="num" w:pos="2880"/>
+        </w:tabs>
+        <w:ind w:left="2880" w:hanging="360"/>
+      </w:pPr>
+      <w:rPr>
+        <w:rFonts w:ascii="Wingdings" w:hAnsi="Wingdings" w:hint="default"/>
+        <w:sz w:val="20"/>
+      </w:rPr>
+    </w:lvl>
+    <w:lvl w:ilvl="4" w:tentative="1">
+      <w:start w:val="1"/>
+      <w:numFmt w:val="bullet"/>
+      <w:lvlText w:val=""/>
+      <w:lvlJc w:val="left"/>
+      <w:pPr>
+        <w:tabs>
+          <w:tab w:val="num" w:pos="3600"/>
+        </w:tabs>
+        <w:ind w:left="3600" w:hanging="360"/>
+      </w:pPr>
+      <w:rPr>
+        <w:rFonts w:ascii="Wingdings" w:hAnsi="Wingdings" w:hint="default"/>
+        <w:sz w:val="20"/>
+      </w:rPr>
+    </w:lvl>
+    <w:lvl w:ilvl="5" w:tentative="1">
+      <w:start w:val="1"/>
+      <w:numFmt w:val="bullet"/>
+      <w:lvlText w:val=""/>
+      <w:lvlJc w:val="left"/>
+      <w:pPr>
+        <w:tabs>
+          <w:tab w:val="num" w:pos="4320"/>
+        </w:tabs>
+        <w:ind w:left="4320" w:hanging="360"/>
+      </w:pPr>
+      <w:rPr>
+        <w:rFonts w:ascii="Wingdings" w:hAnsi="Wingdings" w:hint="default"/>
+        <w:sz w:val="20"/>
+      </w:rPr>
+    </w:lvl>
+    <w:lvl w:ilvl="6" w:tentative="1">
+      <w:start w:val="1"/>
+      <w:numFmt w:val="bullet"/>
+      <w:lvlText w:val=""/>
+      <w:lvlJc w:val="left"/>
+      <w:pPr>
+        <w:tabs>
+          <w:tab w:val="num" w:pos="5040"/>
+        </w:tabs>
+        <w:ind w:left="5040" w:hanging="360"/>
+      </w:pPr>
+      <w:rPr>
+        <w:rFonts w:ascii="Wingdings" w:hAnsi="Wingdings" w:hint="default"/>
+        <w:sz w:val="20"/>
+      </w:rPr>
+    </w:lvl>
+    <w:lvl w:ilvl="7" w:tentative="1">
+      <w:start w:val="1"/>
+      <w:numFmt w:val="bullet"/>
+      <w:lvlText w:val=""/>
+      <w:lvlJc w:val="left"/>
+      <w:pPr>
+        <w:tabs>
+          <w:tab w:val="num" w:pos="5760"/>
+        </w:tabs>
+        <w:ind w:left="5760" w:hanging="360"/>
+      </w:pPr>
+      <w:rPr>
+        <w:rFonts w:ascii="Wingdings" w:hAnsi="Wingdings" w:hint="default"/>
+        <w:sz w:val="20"/>
+      </w:rPr>
+    </w:lvl>
+    <w:lvl w:ilvl="8" w:tentative="1">
+      <w:start w:val="1"/>
+      <w:numFmt w:val="bullet"/>
+      <w:lvlText w:val=""/>
+      <w:lvlJc w:val="left"/>
+      <w:pPr>
+        <w:tabs>
+          <w:tab w:val="num" w:pos="6480"/>
+        </w:tabs>
+        <w:ind w:left="6480" w:hanging="360"/>
+      </w:pPr>
+      <w:rPr>
+        <w:rFonts w:ascii="Wingdings" w:hAnsi="Wingdings" w:hint="default"/>
+        <w:sz w:val="20"/>
+      </w:rPr>
+    </w:lvl>
+  </w:abstractNum>
+  <w:abstractNum w:abstractNumId="15" w15:restartNumberingAfterBreak="0">
     <w:nsid w:val="3ABE576C"/>
     <w:multiLevelType w:val="hybridMultilevel"/>
     <w:tmpl w:val="3F1A5448"/>
@@ -12125,7 +12137,7 @@
       </w:rPr>
     </w:lvl>
   </w:abstractNum>
-  <w:abstractNum w:abstractNumId="15" w15:restartNumberingAfterBreak="0">
+  <w:abstractNum w:abstractNumId="16" w15:restartNumberingAfterBreak="0">
     <w:nsid w:val="3DFD4830"/>
     <w:multiLevelType w:val="multilevel"/>
     <w:tmpl w:val="1974EBBE"/>
@@ -12274,7 +12286,7 @@
       </w:rPr>
     </w:lvl>
   </w:abstractNum>
-  <w:abstractNum w:abstractNumId="16" w15:restartNumberingAfterBreak="0">
+  <w:abstractNum w:abstractNumId="17" w15:restartNumberingAfterBreak="0">
     <w:nsid w:val="3EAA3512"/>
     <w:multiLevelType w:val="multilevel"/>
     <w:tmpl w:val="79D8BC56"/>
@@ -12423,7 +12435,7 @@
       </w:rPr>
     </w:lvl>
   </w:abstractNum>
-  <w:abstractNum w:abstractNumId="17" w15:restartNumberingAfterBreak="0">
+  <w:abstractNum w:abstractNumId="18" w15:restartNumberingAfterBreak="0">
     <w:nsid w:val="406C209D"/>
     <w:multiLevelType w:val="hybridMultilevel"/>
     <w:tmpl w:val="B936BCAC"/>
@@ -12536,7 +12548,7 @@
       </w:rPr>
     </w:lvl>
   </w:abstractNum>
-  <w:abstractNum w:abstractNumId="18" w15:restartNumberingAfterBreak="0">
+  <w:abstractNum w:abstractNumId="19" w15:restartNumberingAfterBreak="0">
     <w:nsid w:val="439C7EFE"/>
     <w:multiLevelType w:val="multilevel"/>
     <w:tmpl w:val="37C62934"/>
@@ -12685,7 +12697,7 @@
       </w:rPr>
     </w:lvl>
   </w:abstractNum>
-  <w:abstractNum w:abstractNumId="19" w15:restartNumberingAfterBreak="0">
+  <w:abstractNum w:abstractNumId="20" w15:restartNumberingAfterBreak="0">
     <w:nsid w:val="499179D7"/>
     <w:multiLevelType w:val="multilevel"/>
     <w:tmpl w:val="CC3256B2"/>
@@ -12802,7 +12814,7 @@
       </w:pPr>
     </w:lvl>
   </w:abstractNum>
-  <w:abstractNum w:abstractNumId="20" w15:restartNumberingAfterBreak="0">
+  <w:abstractNum w:abstractNumId="21" w15:restartNumberingAfterBreak="0">
     <w:nsid w:val="4A5E2FE3"/>
     <w:multiLevelType w:val="hybridMultilevel"/>
     <w:tmpl w:val="A1109008"/>
@@ -12915,7 +12927,7 @@
       </w:rPr>
     </w:lvl>
   </w:abstractNum>
-  <w:abstractNum w:abstractNumId="21" w15:restartNumberingAfterBreak="0">
+  <w:abstractNum w:abstractNumId="22" w15:restartNumberingAfterBreak="0">
     <w:nsid w:val="4B0830D2"/>
     <w:multiLevelType w:val="multilevel"/>
     <w:tmpl w:val="5916256C"/>
@@ -13064,7 +13076,156 @@
       </w:rPr>
     </w:lvl>
   </w:abstractNum>
-  <w:abstractNum w:abstractNumId="22" w15:restartNumberingAfterBreak="0">
+  <w:abstractNum w:abstractNumId="23" w15:restartNumberingAfterBreak="0">
+    <w:nsid w:val="4BCD3281"/>
+    <w:multiLevelType w:val="multilevel"/>
+    <w:tmpl w:val="66B83FFE"/>
+    <w:lvl w:ilvl="0">
+      <w:start w:val="1"/>
+      <w:numFmt w:val="bullet"/>
+      <w:lvlText w:val=""/>
+      <w:lvlJc w:val="left"/>
+      <w:pPr>
+        <w:tabs>
+          <w:tab w:val="num" w:pos="720"/>
+        </w:tabs>
+        <w:ind w:left="720" w:hanging="360"/>
+      </w:pPr>
+      <w:rPr>
+        <w:rFonts w:ascii="Symbol" w:hAnsi="Symbol" w:hint="default"/>
+        <w:sz w:val="20"/>
+      </w:rPr>
+    </w:lvl>
+    <w:lvl w:ilvl="1" w:tentative="1">
+      <w:start w:val="1"/>
+      <w:numFmt w:val="bullet"/>
+      <w:lvlText w:val="o"/>
+      <w:lvlJc w:val="left"/>
+      <w:pPr>
+        <w:tabs>
+          <w:tab w:val="num" w:pos="1440"/>
+        </w:tabs>
+        <w:ind w:left="1440" w:hanging="360"/>
+      </w:pPr>
+      <w:rPr>
+        <w:rFonts w:ascii="Courier New" w:hAnsi="Courier New" w:hint="default"/>
+        <w:sz w:val="20"/>
+      </w:rPr>
+    </w:lvl>
+    <w:lvl w:ilvl="2" w:tentative="1">
+      <w:start w:val="1"/>
+      <w:numFmt w:val="bullet"/>
+      <w:lvlText w:val=""/>
+      <w:lvlJc w:val="left"/>
+      <w:pPr>
+        <w:tabs>
+          <w:tab w:val="num" w:pos="2160"/>
+        </w:tabs>
+        <w:ind w:left="2160" w:hanging="360"/>
+      </w:pPr>
+      <w:rPr>
+        <w:rFonts w:ascii="Wingdings" w:hAnsi="Wingdings" w:hint="default"/>
+        <w:sz w:val="20"/>
+      </w:rPr>
+    </w:lvl>
+    <w:lvl w:ilvl="3" w:tentative="1">
+      <w:start w:val="1"/>
+      <w:numFmt w:val="bullet"/>
+      <w:lvlText w:val=""/>
+      <w:lvlJc w:val="left"/>
+      <w:pPr>
+        <w:tabs>
+          <w:tab w:val="num" w:pos="2880"/>
+        </w:tabs>
+        <w:ind w:left="2880" w:hanging="360"/>
+      </w:pPr>
+      <w:rPr>
+        <w:rFonts w:ascii="Wingdings" w:hAnsi="Wingdings" w:hint="default"/>
+        <w:sz w:val="20"/>
+      </w:rPr>
+    </w:lvl>
+    <w:lvl w:ilvl="4" w:tentative="1">
+      <w:start w:val="1"/>
+      <w:numFmt w:val="bullet"/>
+      <w:lvlText w:val=""/>
+      <w:lvlJc w:val="left"/>
+      <w:pPr>
+        <w:tabs>
+          <w:tab w:val="num" w:pos="3600"/>
+        </w:tabs>
+        <w:ind w:left="3600" w:hanging="360"/>
+      </w:pPr>
+      <w:rPr>
+        <w:rFonts w:ascii="Wingdings" w:hAnsi="Wingdings" w:hint="default"/>
+        <w:sz w:val="20"/>
+      </w:rPr>
+    </w:lvl>
+    <w:lvl w:ilvl="5" w:tentative="1">
+      <w:start w:val="1"/>
+      <w:numFmt w:val="bullet"/>
+      <w:lvlText w:val=""/>
+      <w:lvlJc w:val="left"/>
+      <w:pPr>
+        <w:tabs>
+          <w:tab w:val="num" w:pos="4320"/>
+        </w:tabs>
+        <w:ind w:left="4320" w:hanging="360"/>
+      </w:pPr>
+      <w:rPr>
+        <w:rFonts w:ascii="Wingdings" w:hAnsi="Wingdings" w:hint="default"/>
+        <w:sz w:val="20"/>
+      </w:rPr>
+    </w:lvl>
+    <w:lvl w:ilvl="6" w:tentative="1">
+      <w:start w:val="1"/>
+      <w:numFmt w:val="bullet"/>
+      <w:lvlText w:val=""/>
+      <w:lvlJc w:val="left"/>
+      <w:pPr>
+        <w:tabs>
+          <w:tab w:val="num" w:pos="5040"/>
+        </w:tabs>
+        <w:ind w:left="5040" w:hanging="360"/>
+      </w:pPr>
+      <w:rPr>
+        <w:rFonts w:ascii="Wingdings" w:hAnsi="Wingdings" w:hint="default"/>
+        <w:sz w:val="20"/>
+      </w:rPr>
+    </w:lvl>
+    <w:lvl w:ilvl="7" w:tentative="1">
+      <w:start w:val="1"/>
+      <w:numFmt w:val="bullet"/>
+      <w:lvlText w:val=""/>
+      <w:lvlJc w:val="left"/>
+      <w:pPr>
+        <w:tabs>
+          <w:tab w:val="num" w:pos="5760"/>
+        </w:tabs>
+        <w:ind w:left="5760" w:hanging="360"/>
+      </w:pPr>
+      <w:rPr>
+        <w:rFonts w:ascii="Wingdings" w:hAnsi="Wingdings" w:hint="default"/>
+        <w:sz w:val="20"/>
+      </w:rPr>
+    </w:lvl>
+    <w:lvl w:ilvl="8" w:tentative="1">
+      <w:start w:val="1"/>
+      <w:numFmt w:val="bullet"/>
+      <w:lvlText w:val=""/>
+      <w:lvlJc w:val="left"/>
+      <w:pPr>
+        <w:tabs>
+          <w:tab w:val="num" w:pos="6480"/>
+        </w:tabs>
+        <w:ind w:left="6480" w:hanging="360"/>
+      </w:pPr>
+      <w:rPr>
+        <w:rFonts w:ascii="Wingdings" w:hAnsi="Wingdings" w:hint="default"/>
+        <w:sz w:val="20"/>
+      </w:rPr>
+    </w:lvl>
+  </w:abstractNum>
+  <w:abstractNum w:abstractNumId="24" w15:restartNumberingAfterBreak="0">
     <w:nsid w:val="535B18C7"/>
     <w:multiLevelType w:val="multilevel"/>
     <w:tmpl w:val="162847FA"/>
@@ -13181,7 +13342,7 @@
       </w:pPr>
     </w:lvl>
   </w:abstractNum>
-  <w:abstractNum w:abstractNumId="23" w15:restartNumberingAfterBreak="0">
+  <w:abstractNum w:abstractNumId="25" w15:restartNumberingAfterBreak="0">
     <w:nsid w:val="55C10580"/>
     <w:multiLevelType w:val="hybridMultilevel"/>
     <w:tmpl w:val="57E2E73E"/>
@@ -13294,7 +13455,7 @@
       </w:rPr>
     </w:lvl>
   </w:abstractNum>
-  <w:abstractNum w:abstractNumId="24" w15:restartNumberingAfterBreak="0">
+  <w:abstractNum w:abstractNumId="26" w15:restartNumberingAfterBreak="0">
     <w:nsid w:val="575054D4"/>
     <w:multiLevelType w:val="multilevel"/>
     <w:tmpl w:val="2AA0A86E"/>
@@ -13443,7 +13604,7 @@
       </w:rPr>
     </w:lvl>
   </w:abstractNum>
-  <w:abstractNum w:abstractNumId="25" w15:restartNumberingAfterBreak="0">
+  <w:abstractNum w:abstractNumId="27" w15:restartNumberingAfterBreak="0">
     <w:nsid w:val="577D1C72"/>
     <w:multiLevelType w:val="multilevel"/>
     <w:tmpl w:val="03AC4000"/>
@@ -13592,7 +13753,7 @@
       </w:rPr>
     </w:lvl>
   </w:abstractNum>
-  <w:abstractNum w:abstractNumId="26" w15:restartNumberingAfterBreak="0">
+  <w:abstractNum w:abstractNumId="28" w15:restartNumberingAfterBreak="0">
     <w:nsid w:val="58627B22"/>
     <w:multiLevelType w:val="multilevel"/>
     <w:tmpl w:val="324E48B0"/>
@@ -13741,7 +13902,7 @@
       </w:rPr>
     </w:lvl>
   </w:abstractNum>
-  <w:abstractNum w:abstractNumId="27" w15:restartNumberingAfterBreak="0">
+  <w:abstractNum w:abstractNumId="29" w15:restartNumberingAfterBreak="0">
     <w:nsid w:val="59334899"/>
     <w:multiLevelType w:val="multilevel"/>
     <w:tmpl w:val="C9FEA5B0"/>
@@ -13890,7 +14051,7 @@
       </w:rPr>
     </w:lvl>
   </w:abstractNum>
-  <w:abstractNum w:abstractNumId="28" w15:restartNumberingAfterBreak="0">
+  <w:abstractNum w:abstractNumId="30" w15:restartNumberingAfterBreak="0">
     <w:nsid w:val="5D4C7545"/>
     <w:multiLevelType w:val="hybridMultilevel"/>
     <w:tmpl w:val="499A0164"/>
@@ -14003,7 +14164,7 @@
       </w:rPr>
     </w:lvl>
   </w:abstractNum>
-  <w:abstractNum w:abstractNumId="29" w15:restartNumberingAfterBreak="0">
+  <w:abstractNum w:abstractNumId="31" w15:restartNumberingAfterBreak="0">
     <w:nsid w:val="60FB50A4"/>
     <w:multiLevelType w:val="hybridMultilevel"/>
     <w:tmpl w:val="98C64FF4"/>
@@ -14116,7 +14277,156 @@
       </w:rPr>
     </w:lvl>
   </w:abstractNum>
-  <w:abstractNum w:abstractNumId="30" w15:restartNumberingAfterBreak="0">
+  <w:abstractNum w:abstractNumId="32" w15:restartNumberingAfterBreak="0">
+    <w:nsid w:val="63C30527"/>
+    <w:multiLevelType w:val="multilevel"/>
+    <w:tmpl w:val="8C8C7A4C"/>
+    <w:lvl w:ilvl="0">
+      <w:start w:val="1"/>
+      <w:numFmt w:val="bullet"/>
+      <w:lvlText w:val=""/>
+      <w:lvlJc w:val="left"/>
+      <w:pPr>
+        <w:tabs>
+          <w:tab w:val="num" w:pos="720"/>
+        </w:tabs>
+        <w:ind w:left="720" w:hanging="360"/>
+      </w:pPr>
+      <w:rPr>
+        <w:rFonts w:ascii="Symbol" w:hAnsi="Symbol" w:hint="default"/>
+        <w:sz w:val="20"/>
+      </w:rPr>
+    </w:lvl>
+    <w:lvl w:ilvl="1" w:tentative="1">
+      <w:start w:val="1"/>
+      <w:numFmt w:val="bullet"/>
+      <w:lvlText w:val="o"/>
+      <w:lvlJc w:val="left"/>
+      <w:pPr>
+        <w:tabs>
+          <w:tab w:val="num" w:pos="1440"/>
+        </w:tabs>
+        <w:ind w:left="1440" w:hanging="360"/>
+      </w:pPr>
+      <w:rPr>
+        <w:rFonts w:ascii="Courier New" w:hAnsi="Courier New" w:hint="default"/>
+        <w:sz w:val="20"/>
+      </w:rPr>
+    </w:lvl>
+    <w:lvl w:ilvl="2" w:tentative="1">
+      <w:start w:val="1"/>
+      <w:numFmt w:val="bullet"/>
+      <w:lvlText w:val=""/>
+      <w:lvlJc w:val="left"/>
+      <w:pPr>
+        <w:tabs>
+          <w:tab w:val="num" w:pos="2160"/>
+        </w:tabs>
+        <w:ind w:left="2160" w:hanging="360"/>
+      </w:pPr>
+      <w:rPr>
+        <w:rFonts w:ascii="Wingdings" w:hAnsi="Wingdings" w:hint="default"/>
+        <w:sz w:val="20"/>
+      </w:rPr>
+    </w:lvl>
+    <w:lvl w:ilvl="3" w:tentative="1">
+      <w:start w:val="1"/>
+      <w:numFmt w:val="bullet"/>
+      <w:lvlText w:val=""/>
+      <w:lvlJc w:val="left"/>
+      <w:pPr>
+        <w:tabs>
+          <w:tab w:val="num" w:pos="2880"/>
+        </w:tabs>
+        <w:ind w:left="2880" w:hanging="360"/>
+      </w:pPr>
+      <w:rPr>
+        <w:rFonts w:ascii="Wingdings" w:hAnsi="Wingdings" w:hint="default"/>
+        <w:sz w:val="20"/>
+      </w:rPr>
+    </w:lvl>
+    <w:lvl w:ilvl="4" w:tentative="1">
+      <w:start w:val="1"/>
+      <w:numFmt w:val="bullet"/>
+      <w:lvlText w:val=""/>
+      <w:lvlJc w:val="left"/>
+      <w:pPr>
+        <w:tabs>
+          <w:tab w:val="num" w:pos="3600"/>
+        </w:tabs>
+        <w:ind w:left="3600" w:hanging="360"/>
+      </w:pPr>
+      <w:rPr>
+        <w:rFonts w:ascii="Wingdings" w:hAnsi="Wingdings" w:hint="default"/>
+        <w:sz w:val="20"/>
+      </w:rPr>
+    </w:lvl>
+    <w:lvl w:ilvl="5" w:tentative="1">
+      <w:start w:val="1"/>
+      <w:numFmt w:val="bullet"/>
+      <w:lvlText w:val=""/>
+      <w:lvlJc w:val="left"/>
+      <w:pPr>
+        <w:tabs>
+          <w:tab w:val="num" w:pos="4320"/>
+        </w:tabs>
+        <w:ind w:left="4320" w:hanging="360"/>
+      </w:pPr>
+      <w:rPr>
+        <w:rFonts w:ascii="Wingdings" w:hAnsi="Wingdings" w:hint="default"/>
+        <w:sz w:val="20"/>
+      </w:rPr>
+    </w:lvl>
+    <w:lvl w:ilvl="6" w:tentative="1">
+      <w:start w:val="1"/>
+      <w:numFmt w:val="bullet"/>
+      <w:lvlText w:val=""/>
+      <w:lvlJc w:val="left"/>
+      <w:pPr>
+        <w:tabs>
+          <w:tab w:val="num" w:pos="5040"/>
+        </w:tabs>
+        <w:ind w:left="5040" w:hanging="360"/>
+      </w:pPr>
+      <w:rPr>
+        <w:rFonts w:ascii="Wingdings" w:hAnsi="Wingdings" w:hint="default"/>
+        <w:sz w:val="20"/>
+      </w:rPr>
+    </w:lvl>
+    <w:lvl w:ilvl="7" w:tentative="1">
+      <w:start w:val="1"/>
+      <w:numFmt w:val="bullet"/>
+      <w:lvlText w:val=""/>
+      <w:lvlJc w:val="left"/>
+      <w:pPr>
+        <w:tabs>
+          <w:tab w:val="num" w:pos="5760"/>
+        </w:tabs>
+        <w:ind w:left="5760" w:hanging="360"/>
+      </w:pPr>
+      <w:rPr>
+        <w:rFonts w:ascii="Wingdings" w:hAnsi="Wingdings" w:hint="default"/>
+        <w:sz w:val="20"/>
+      </w:rPr>
+    </w:lvl>
+    <w:lvl w:ilvl="8" w:tentative="1">
+      <w:start w:val="1"/>
+      <w:numFmt w:val="bullet"/>
+      <w:lvlText w:val=""/>
+      <w:lvlJc w:val="left"/>
+      <w:pPr>
+        <w:tabs>
+          <w:tab w:val="num" w:pos="6480"/>
+        </w:tabs>
+        <w:ind w:left="6480" w:hanging="360"/>
+      </w:pPr>
+      <w:rPr>
+        <w:rFonts w:ascii="Wingdings" w:hAnsi="Wingdings" w:hint="default"/>
+        <w:sz w:val="20"/>
+      </w:rPr>
+    </w:lvl>
+  </w:abstractNum>
+  <w:abstractNum w:abstractNumId="33" w15:restartNumberingAfterBreak="0">
     <w:nsid w:val="681824C6"/>
     <w:multiLevelType w:val="multilevel"/>
     <w:tmpl w:val="E1D41656"/>
@@ -14237,7 +14547,7 @@
       </w:pPr>
     </w:lvl>
   </w:abstractNum>
-  <w:abstractNum w:abstractNumId="31" w15:restartNumberingAfterBreak="0">
+  <w:abstractNum w:abstractNumId="34" w15:restartNumberingAfterBreak="0">
     <w:nsid w:val="6F317EF3"/>
     <w:multiLevelType w:val="multilevel"/>
     <w:tmpl w:val="0A9C42D6"/>
@@ -14386,7 +14696,7 @@
       </w:rPr>
     </w:lvl>
   </w:abstractNum>
-  <w:abstractNum w:abstractNumId="32" w15:restartNumberingAfterBreak="0">
+  <w:abstractNum w:abstractNumId="35" w15:restartNumberingAfterBreak="0">
     <w:nsid w:val="6F6E2E49"/>
     <w:multiLevelType w:val="multilevel"/>
     <w:tmpl w:val="A2F2CCFA"/>
@@ -14507,7 +14817,7 @@
       </w:pPr>
     </w:lvl>
   </w:abstractNum>
-  <w:abstractNum w:abstractNumId="33" w15:restartNumberingAfterBreak="0">
+  <w:abstractNum w:abstractNumId="36" w15:restartNumberingAfterBreak="0">
     <w:nsid w:val="6F777838"/>
     <w:multiLevelType w:val="multilevel"/>
     <w:tmpl w:val="2D28D0CC"/>
@@ -14627,7 +14937,7 @@
       </w:rPr>
     </w:lvl>
   </w:abstractNum>
-  <w:abstractNum w:abstractNumId="34" w15:restartNumberingAfterBreak="0">
+  <w:abstractNum w:abstractNumId="37" w15:restartNumberingAfterBreak="0">
     <w:nsid w:val="76B07E25"/>
     <w:multiLevelType w:val="multilevel"/>
     <w:tmpl w:val="2D4E9982"/>
@@ -14776,7 +15086,156 @@
       </w:rPr>
     </w:lvl>
   </w:abstractNum>
-  <w:abstractNum w:abstractNumId="35" w15:restartNumberingAfterBreak="0">
+  <w:abstractNum w:abstractNumId="38" w15:restartNumberingAfterBreak="0">
+    <w:nsid w:val="7A0A2B23"/>
+    <w:multiLevelType w:val="multilevel"/>
+    <w:tmpl w:val="362A3AAC"/>
+    <w:lvl w:ilvl="0">
+      <w:start w:val="1"/>
+      <w:numFmt w:val="bullet"/>
+      <w:lvlText w:val=""/>
+      <w:lvlJc w:val="left"/>
+      <w:pPr>
+        <w:tabs>
+          <w:tab w:val="num" w:pos="720"/>
+        </w:tabs>
+        <w:ind w:left="720" w:hanging="360"/>
+      </w:pPr>
+      <w:rPr>
+        <w:rFonts w:ascii="Symbol" w:hAnsi="Symbol" w:hint="default"/>
+        <w:sz w:val="20"/>
+      </w:rPr>
+    </w:lvl>
+    <w:lvl w:ilvl="1" w:tentative="1">
+      <w:start w:val="1"/>
+      <w:numFmt w:val="bullet"/>
+      <w:lvlText w:val="o"/>
+      <w:lvlJc w:val="left"/>
+      <w:pPr>
+        <w:tabs>
+          <w:tab w:val="num" w:pos="1440"/>
+        </w:tabs>
+        <w:ind w:left="1440" w:hanging="360"/>
+      </w:pPr>
+      <w:rPr>
+        <w:rFonts w:ascii="Courier New" w:hAnsi="Courier New" w:hint="default"/>
+        <w:sz w:val="20"/>
+      </w:rPr>
+    </w:lvl>
+    <w:lvl w:ilvl="2" w:tentative="1">
+      <w:start w:val="1"/>
+      <w:numFmt w:val="bullet"/>
+      <w:lvlText w:val=""/>
+      <w:lvlJc w:val="left"/>
+      <w:pPr>
+        <w:tabs>
+          <w:tab w:val="num" w:pos="2160"/>
+        </w:tabs>
+        <w:ind w:left="2160" w:hanging="360"/>
+      </w:pPr>
+      <w:rPr>
+        <w:rFonts w:ascii="Wingdings" w:hAnsi="Wingdings" w:hint="default"/>
+        <w:sz w:val="20"/>
+      </w:rPr>
+    </w:lvl>
+    <w:lvl w:ilvl="3" w:tentative="1">
+      <w:start w:val="1"/>
+      <w:numFmt w:val="bullet"/>
+      <w:lvlText w:val=""/>
+      <w:lvlJc w:val="left"/>
+      <w:pPr>
+        <w:tabs>
+          <w:tab w:val="num" w:pos="2880"/>
+        </w:tabs>
+        <w:ind w:left="2880" w:hanging="360"/>
+      </w:pPr>
+      <w:rPr>
+        <w:rFonts w:ascii="Wingdings" w:hAnsi="Wingdings" w:hint="default"/>
+        <w:sz w:val="20"/>
+      </w:rPr>
+    </w:lvl>
+    <w:lvl w:ilvl="4" w:tentative="1">
+      <w:start w:val="1"/>
+      <w:numFmt w:val="bullet"/>
+      <w:lvlText w:val=""/>
+      <w:lvlJc w:val="left"/>
+      <w:pPr>
+        <w:tabs>
+          <w:tab w:val="num" w:pos="3600"/>
+        </w:tabs>
+        <w:ind w:left="3600" w:hanging="360"/>
+      </w:pPr>
+      <w:rPr>
+        <w:rFonts w:ascii="Wingdings" w:hAnsi="Wingdings" w:hint="default"/>
+        <w:sz w:val="20"/>
+      </w:rPr>
+    </w:lvl>
+    <w:lvl w:ilvl="5" w:tentative="1">
+      <w:start w:val="1"/>
+      <w:numFmt w:val="bullet"/>
+      <w:lvlText w:val=""/>
+      <w:lvlJc w:val="left"/>
+      <w:pPr>
+        <w:tabs>
+          <w:tab w:val="num" w:pos="4320"/>
+        </w:tabs>
+        <w:ind w:left="4320" w:hanging="360"/>
+      </w:pPr>
+      <w:rPr>
+        <w:rFonts w:ascii="Wingdings" w:hAnsi="Wingdings" w:hint="default"/>
+        <w:sz w:val="20"/>
+      </w:rPr>
+    </w:lvl>
+    <w:lvl w:ilvl="6" w:tentative="1">
+      <w:start w:val="1"/>
+      <w:numFmt w:val="bullet"/>
+      <w:lvlText w:val=""/>
+      <w:lvlJc w:val="left"/>
+      <w:pPr>
+        <w:tabs>
+          <w:tab w:val="num" w:pos="5040"/>
+        </w:tabs>
+        <w:ind w:left="5040" w:hanging="360"/>
+      </w:pPr>
+      <w:rPr>
+        <w:rFonts w:ascii="Wingdings" w:hAnsi="Wingdings" w:hint="default"/>
+        <w:sz w:val="20"/>
+      </w:rPr>
+    </w:lvl>
+    <w:lvl w:ilvl="7" w:tentative="1">
+      <w:start w:val="1"/>
+      <w:numFmt w:val="bullet"/>
+      <w:lvlText w:val=""/>
+      <w:lvlJc w:val="left"/>
+      <w:pPr>
+        <w:tabs>
+          <w:tab w:val="num" w:pos="5760"/>
+        </w:tabs>
+        <w:ind w:left="5760" w:hanging="360"/>
+      </w:pPr>
+      <w:rPr>
+        <w:rFonts w:ascii="Wingdings" w:hAnsi="Wingdings" w:hint="default"/>
+        <w:sz w:val="20"/>
+      </w:rPr>
+    </w:lvl>
+    <w:lvl w:ilvl="8" w:tentative="1">
+      <w:start w:val="1"/>
+      <w:numFmt w:val="bullet"/>
+      <w:lvlText w:val=""/>
+      <w:lvlJc w:val="left"/>
+      <w:pPr>
+        <w:tabs>
+          <w:tab w:val="num" w:pos="6480"/>
+        </w:tabs>
+        <w:ind w:left="6480" w:hanging="360"/>
+      </w:pPr>
+      <w:rPr>
+        <w:rFonts w:ascii="Wingdings" w:hAnsi="Wingdings" w:hint="default"/>
+        <w:sz w:val="20"/>
+      </w:rPr>
+    </w:lvl>
+  </w:abstractNum>
+  <w:abstractNum w:abstractNumId="39" w15:restartNumberingAfterBreak="0">
     <w:nsid w:val="7A1245BE"/>
     <w:multiLevelType w:val="hybridMultilevel"/>
     <w:tmpl w:val="76E6DCFC"/>
@@ -14889,7 +15348,7 @@
       </w:rPr>
     </w:lvl>
   </w:abstractNum>
-  <w:abstractNum w:abstractNumId="36" w15:restartNumberingAfterBreak="0">
+  <w:abstractNum w:abstractNumId="40" w15:restartNumberingAfterBreak="0">
     <w:nsid w:val="7BC74ACE"/>
     <w:multiLevelType w:val="multilevel"/>
     <w:tmpl w:val="0396FAF0"/>
@@ -15042,25 +15501,25 @@
     <w:abstractNumId w:val="0"/>
   </w:num>
   <w:num w:numId="2" w16cid:durableId="38633409">
-    <w:abstractNumId w:val="33"/>
+    <w:abstractNumId w:val="36"/>
   </w:num>
   <w:num w:numId="3" w16cid:durableId="1725256236">
-    <w:abstractNumId w:val="25"/>
+    <w:abstractNumId w:val="27"/>
   </w:num>
   <w:num w:numId="4" w16cid:durableId="1852210986">
-    <w:abstractNumId w:val="29"/>
+    <w:abstractNumId w:val="31"/>
   </w:num>
   <w:num w:numId="5" w16cid:durableId="2114745524">
-    <w:abstractNumId w:val="28"/>
+    <w:abstractNumId w:val="30"/>
   </w:num>
   <w:num w:numId="6" w16cid:durableId="698631290">
     <w:abstractNumId w:val="13"/>
   </w:num>
   <w:num w:numId="7" w16cid:durableId="493840248">
-    <w:abstractNumId w:val="14"/>
+    <w:abstractNumId w:val="15"/>
   </w:num>
   <w:num w:numId="8" w16cid:durableId="1749886453">
-    <w:abstractNumId w:val="23"/>
+    <w:abstractNumId w:val="25"/>
   </w:num>
   <w:num w:numId="9" w16cid:durableId="2078746006">
     <w:abstractNumId w:val="4"/>
@@ -15072,25 +15531,25 @@
     <w:abstractNumId w:val="7"/>
   </w:num>
   <w:num w:numId="12" w16cid:durableId="166753521">
-    <w:abstractNumId w:val="21"/>
+    <w:abstractNumId w:val="22"/>
   </w:num>
   <w:num w:numId="13" w16cid:durableId="811752263">
     <w:abstractNumId w:val="2"/>
   </w:num>
   <w:num w:numId="14" w16cid:durableId="200946767">
-    <w:abstractNumId w:val="26"/>
+    <w:abstractNumId w:val="28"/>
   </w:num>
   <w:num w:numId="15" w16cid:durableId="979774263">
-    <w:abstractNumId w:val="31"/>
+    <w:abstractNumId w:val="34"/>
   </w:num>
   <w:num w:numId="16" w16cid:durableId="634797659">
     <w:abstractNumId w:val="5"/>
   </w:num>
   <w:num w:numId="17" w16cid:durableId="1055356080">
-    <w:abstractNumId w:val="36"/>
+    <w:abstractNumId w:val="40"/>
   </w:num>
   <w:num w:numId="18" w16cid:durableId="1930044319">
-    <w:abstractNumId w:val="27"/>
+    <w:abstractNumId w:val="29"/>
   </w:num>
   <w:num w:numId="19" w16cid:durableId="1774128786">
     <w:abstractNumId w:val="9"/>
@@ -15099,46 +15558,46 @@
     <w:abstractNumId w:val="12"/>
   </w:num>
   <w:num w:numId="21" w16cid:durableId="230967775">
-    <w:abstractNumId w:val="24"/>
+    <w:abstractNumId w:val="26"/>
   </w:num>
   <w:num w:numId="22" w16cid:durableId="862327459">
-    <w:abstractNumId w:val="15"/>
+    <w:abstractNumId w:val="16"/>
   </w:num>
   <w:num w:numId="23" w16cid:durableId="280961054">
     <w:abstractNumId w:val="6"/>
   </w:num>
   <w:num w:numId="24" w16cid:durableId="476802665">
-    <w:abstractNumId w:val="18"/>
+    <w:abstractNumId w:val="19"/>
   </w:num>
   <w:num w:numId="25" w16cid:durableId="94522422">
-    <w:abstractNumId w:val="32"/>
+    <w:abstractNumId w:val="35"/>
   </w:num>
   <w:num w:numId="26" w16cid:durableId="1287661309">
-    <w:abstractNumId w:val="22"/>
+    <w:abstractNumId w:val="24"/>
   </w:num>
   <w:num w:numId="27" w16cid:durableId="529806010">
-    <w:abstractNumId w:val="19"/>
+    <w:abstractNumId w:val="20"/>
   </w:num>
   <w:num w:numId="28" w16cid:durableId="83841966">
     <w:abstractNumId w:val="11"/>
   </w:num>
   <w:num w:numId="29" w16cid:durableId="1181630349">
-    <w:abstractNumId w:val="34"/>
+    <w:abstractNumId w:val="37"/>
   </w:num>
   <w:num w:numId="30" w16cid:durableId="1535727727">
-    <w:abstractNumId w:val="16"/>
+    <w:abstractNumId w:val="17"/>
   </w:num>
   <w:num w:numId="31" w16cid:durableId="928584030">
     <w:abstractNumId w:val="3"/>
   </w:num>
   <w:num w:numId="32" w16cid:durableId="536695876">
-    <w:abstractNumId w:val="30"/>
+    <w:abstractNumId w:val="33"/>
   </w:num>
   <w:num w:numId="33" w16cid:durableId="1997608795">
-    <w:abstractNumId w:val="17"/>
+    <w:abstractNumId w:val="18"/>
   </w:num>
   <w:num w:numId="34" w16cid:durableId="601298731">
-    <w:abstractNumId w:val="35"/>
+    <w:abstractNumId w:val="39"/>
   </w:num>
   <w:num w:numId="35" w16cid:durableId="198905793">
     <w:abstractNumId w:val="1"/>
@@ -15147,7 +15606,19 @@
     <w:abstractNumId w:val="10"/>
   </w:num>
   <w:num w:numId="37" w16cid:durableId="99188192">
-    <w:abstractNumId w:val="20"/>
+    <w:abstractNumId w:val="21"/>
+  </w:num>
+  <w:num w:numId="38" w16cid:durableId="849223891">
+    <w:abstractNumId w:val="38"/>
+  </w:num>
+  <w:num w:numId="39" w16cid:durableId="170722745">
+    <w:abstractNumId w:val="32"/>
+  </w:num>
+  <w:num w:numId="40" w16cid:durableId="455216156">
+    <w:abstractNumId w:val="14"/>
+  </w:num>
+  <w:num w:numId="41" w16cid:durableId="904530485">
+    <w:abstractNumId w:val="23"/>
   </w:num>
 </w:numbering>
 </file>
@@ -15977,6 +16448,7 @@
       <w:numPr>
         <w:ilvl w:val="1"/>
       </w:numPr>
+      <w:ind w:firstLine="567"/>
     </w:pPr>
     <w:rPr>
       <w:rFonts w:eastAsiaTheme="majorEastAsia" w:cstheme="majorBidi"/>
